--- a/项目实时进展与log.docx
+++ b/项目实时进展与log.docx
@@ -559,7 +559,6 @@
           <w:lang w:val="en-US" w:eastAsia="zh-CN"/>
         </w:rPr>
       </w:pPr>
-      <w:bookmarkStart w:id="0" w:name="_GoBack"/>
       <w:r>
         <w:drawing>
           <wp:inline distT="0" distB="0" distL="114300" distR="114300">
@@ -603,13 +602,50 @@
           </wp:inline>
         </w:drawing>
       </w:r>
+      <w:bookmarkStart w:id="0" w:name="_GoBack"/>
       <w:bookmarkEnd w:id="0"/>
       <w:r>
-        <w:rPr>
-          <w:rFonts w:hint="eastAsia"/>
-          <w:lang w:val="en-US" w:eastAsia="zh-CN"/>
-        </w:rPr>
-        <w:t>+</w:t>
+        <w:drawing>
+          <wp:inline distT="0" distB="0" distL="114300" distR="114300">
+            <wp:extent cx="5105400" cy="2255520"/>
+            <wp:effectExtent l="0" t="0" r="0" b="0"/>
+            <wp:docPr id="13" name="图片 8"/>
+            <wp:cNvGraphicFramePr>
+              <a:graphicFrameLocks xmlns:a="http://schemas.openxmlformats.org/drawingml/2006/main" noChangeAspect="1"/>
+            </wp:cNvGraphicFramePr>
+            <a:graphic xmlns:a="http://schemas.openxmlformats.org/drawingml/2006/main">
+              <a:graphicData uri="http://schemas.openxmlformats.org/drawingml/2006/picture">
+                <pic:pic xmlns:pic="http://schemas.openxmlformats.org/drawingml/2006/picture">
+                  <pic:nvPicPr>
+                    <pic:cNvPr id="13" name="图片 8"/>
+                    <pic:cNvPicPr>
+                      <a:picLocks noChangeAspect="1"/>
+                    </pic:cNvPicPr>
+                  </pic:nvPicPr>
+                  <pic:blipFill>
+                    <a:blip r:embed="rId16"/>
+                    <a:stretch>
+                      <a:fillRect/>
+                    </a:stretch>
+                  </pic:blipFill>
+                  <pic:spPr>
+                    <a:xfrm>
+                      <a:off x="0" y="0"/>
+                      <a:ext cx="5105400" cy="2255520"/>
+                    </a:xfrm>
+                    <a:prstGeom prst="rect">
+                      <a:avLst/>
+                    </a:prstGeom>
+                    <a:noFill/>
+                    <a:ln>
+                      <a:noFill/>
+                    </a:ln>
+                  </pic:spPr>
+                </pic:pic>
+              </a:graphicData>
+            </a:graphic>
+          </wp:inline>
+        </w:drawing>
       </w:r>
     </w:p>
     <w:sectPr>

--- a/项目实时进展与log.docx
+++ b/项目实时进展与log.docx
@@ -239,6 +239,238 @@
     </w:p>
     <w:p>
       <w:pPr>
+        <w:rPr>
+          <w:rFonts w:hint="eastAsia"/>
+        </w:rPr>
+      </w:pPr>
+      <w:r>
+        <w:rPr>
+          <w:rFonts w:hint="eastAsia"/>
+        </w:rPr>
+        <w:t>阶段一：后端基础搭建</w:t>
+      </w:r>
+    </w:p>
+    <w:p>
+      <w:pPr>
+        <w:rPr>
+          <w:rFonts w:hint="eastAsia"/>
+        </w:rPr>
+      </w:pPr>
+      <w:r>
+        <w:rPr>
+          <w:rFonts w:hint="eastAsia"/>
+        </w:rPr>
+        <w:t xml:space="preserve">  Step 1 → 初始化 NestJS 项目 + 安装依赖</w:t>
+      </w:r>
+    </w:p>
+    <w:p>
+      <w:pPr>
+        <w:rPr>
+          <w:rFonts w:hint="eastAsia"/>
+        </w:rPr>
+      </w:pPr>
+      <w:r>
+        <w:rPr>
+          <w:rFonts w:hint="eastAsia"/>
+        </w:rPr>
+        <w:t xml:space="preserve">  Step 2 → 配置 Prisma + 连接 PostgreSQL + 定义 User schema + 执行 migrate</w:t>
+      </w:r>
+    </w:p>
+    <w:p>
+      <w:pPr>
+        <w:rPr>
+          <w:rFonts w:hint="eastAsia"/>
+        </w:rPr>
+      </w:pPr>
+      <w:r>
+        <w:rPr>
+          <w:rFonts w:hint="eastAsia"/>
+        </w:rPr>
+        <w:t xml:space="preserve">  Step 3 → 实现 PrismaService（数据库连接封装）</w:t>
+      </w:r>
+    </w:p>
+    <w:p>
+      <w:pPr>
+        <w:rPr>
+          <w:rFonts w:hint="eastAsia"/>
+        </w:rPr>
+      </w:pPr>
+      <w:r>
+        <w:rPr>
+          <w:rFonts w:hint="eastAsia"/>
+        </w:rPr>
+        <w:t xml:space="preserve">  Step 4 → 实现 UsersService（按 email 查找用户）</w:t>
+      </w:r>
+    </w:p>
+    <w:p>
+      <w:pPr>
+        <w:rPr>
+          <w:rFonts w:hint="eastAsia"/>
+        </w:rPr>
+      </w:pPr>
+      <w:r>
+        <w:rPr>
+          <w:rFonts w:hint="eastAsia"/>
+        </w:rPr>
+        <w:t xml:space="preserve">  Step 5 → 实现 AuthService（注册：bcrypt 加密；登录：验证密码 + 签发 JWT）</w:t>
+      </w:r>
+    </w:p>
+    <w:p>
+      <w:pPr>
+        <w:rPr>
+          <w:rFonts w:hint="eastAsia"/>
+        </w:rPr>
+      </w:pPr>
+      <w:r>
+        <w:rPr>
+          <w:rFonts w:hint="eastAsia"/>
+        </w:rPr>
+        <w:t xml:space="preserve">  Step 6 → 实现 AuthController（暴露 POST /auth/register 和 POST /auth/login）</w:t>
+      </w:r>
+    </w:p>
+    <w:p>
+      <w:pPr>
+        <w:rPr>
+          <w:rFonts w:hint="eastAsia"/>
+        </w:rPr>
+      </w:pPr>
+      <w:r>
+        <w:rPr>
+          <w:rFonts w:hint="eastAsia"/>
+        </w:rPr>
+        <w:t xml:space="preserve">  Step 7 → 实现 JwtStrategy + JwtAuthGuard</w:t>
+      </w:r>
+    </w:p>
+    <w:p>
+      <w:pPr>
+        <w:rPr>
+          <w:rFonts w:hint="eastAsia"/>
+        </w:rPr>
+      </w:pPr>
+      <w:r>
+        <w:rPr>
+          <w:rFonts w:hint="eastAsia"/>
+        </w:rPr>
+        <w:t xml:space="preserve">  Step 8 → 实现 ProtectedController（验证 Guard 生效）</w:t>
+      </w:r>
+    </w:p>
+    <w:p>
+      <w:pPr>
+        <w:rPr>
+          <w:rFonts w:hint="eastAsia"/>
+        </w:rPr>
+      </w:pPr>
+    </w:p>
+    <w:p>
+      <w:pPr>
+        <w:rPr>
+          <w:rFonts w:hint="eastAsia"/>
+        </w:rPr>
+      </w:pPr>
+      <w:r>
+        <w:rPr>
+          <w:rFonts w:hint="eastAsia"/>
+        </w:rPr>
+        <w:t>阶段二：前端搭建</w:t>
+      </w:r>
+    </w:p>
+    <w:p>
+      <w:pPr>
+        <w:rPr>
+          <w:rFonts w:hint="eastAsia"/>
+        </w:rPr>
+      </w:pPr>
+      <w:r>
+        <w:rPr>
+          <w:rFonts w:hint="eastAsia"/>
+        </w:rPr>
+        <w:t xml:space="preserve">  Step 9  → 初始化 React + 安装依赖（React Router, Axios）</w:t>
+      </w:r>
+    </w:p>
+    <w:p>
+      <w:pPr>
+        <w:rPr>
+          <w:rFonts w:hint="eastAsia"/>
+        </w:rPr>
+      </w:pPr>
+      <w:r>
+        <w:rPr>
+          <w:rFonts w:hint="eastAsia"/>
+        </w:rPr>
+        <w:t xml:space="preserve">  Step 10 → 实现 AuthContext（存取 token）</w:t>
+      </w:r>
+    </w:p>
+    <w:p>
+      <w:pPr>
+        <w:rPr>
+          <w:rFonts w:hint="eastAsia"/>
+        </w:rPr>
+      </w:pPr>
+      <w:r>
+        <w:rPr>
+          <w:rFonts w:hint="eastAsia"/>
+        </w:rPr>
+        <w:t xml:space="preserve">  Step 11 → 实现 LoginPage + RegisterPage</w:t>
+      </w:r>
+    </w:p>
+    <w:p>
+      <w:pPr>
+        <w:rPr>
+          <w:rFonts w:hint="eastAsia"/>
+        </w:rPr>
+      </w:pPr>
+      <w:r>
+        <w:rPr>
+          <w:rFonts w:hint="eastAsia"/>
+        </w:rPr>
+        <w:t xml:space="preserve">  Step 12 → 实现 ProtectedRoute + DashboardPage</w:t>
+      </w:r>
+    </w:p>
+    <w:p>
+      <w:pPr>
+        <w:rPr>
+          <w:rFonts w:hint="eastAsia"/>
+        </w:rPr>
+      </w:pPr>
+    </w:p>
+    <w:p>
+      <w:pPr>
+        <w:rPr>
+          <w:rFonts w:hint="eastAsia"/>
+        </w:rPr>
+      </w:pPr>
+      <w:r>
+        <w:rPr>
+          <w:rFonts w:hint="eastAsia"/>
+        </w:rPr>
+        <w:t>阶段三：联调</w:t>
+      </w:r>
+    </w:p>
+    <w:p>
+      <w:pPr>
+        <w:rPr>
+          <w:rFonts w:hint="eastAsia"/>
+        </w:rPr>
+      </w:pPr>
+      <w:r>
+        <w:rPr>
+          <w:rFonts w:hint="eastAsia"/>
+        </w:rPr>
+        <w:t xml:space="preserve">  Step 13 → 配置后端 CORS，前端 API 地址</w:t>
+      </w:r>
+    </w:p>
+    <w:p>
+      <w:r>
+        <w:rPr>
+          <w:rFonts w:hint="eastAsia"/>
+        </w:rPr>
+        <w:t xml:space="preserve">  Step 14 → 端到端测试完整流程</w:t>
+      </w:r>
+      <w:bookmarkStart w:id="0" w:name="_GoBack"/>
+      <w:bookmarkEnd w:id="0"/>
+    </w:p>
+    <w:p>
+      <w:pPr>
         <w:pStyle w:val="3"/>
         <w:bidi w:val="0"/>
         <w:rPr>
@@ -742,6 +974,7 @@
     <w:p>
       <w:pPr>
         <w:numPr>
+          <w:ilvl w:val="0"/>
           <w:numId w:val="0"/>
         </w:numPr>
         <w:rPr>
@@ -760,6 +993,7 @@
     <w:p>
       <w:pPr>
         <w:numPr>
+          <w:ilvl w:val="0"/>
           <w:numId w:val="0"/>
         </w:numPr>
         <w:rPr>
@@ -778,6 +1012,7 @@
     <w:p>
       <w:pPr>
         <w:numPr>
+          <w:ilvl w:val="0"/>
           <w:numId w:val="0"/>
         </w:numPr>
         <w:rPr>
@@ -796,6 +1031,7 @@
     <w:p>
       <w:pPr>
         <w:numPr>
+          <w:ilvl w:val="0"/>
           <w:numId w:val="0"/>
         </w:numPr>
         <w:rPr>
@@ -848,6 +1084,7 @@
     <w:p>
       <w:pPr>
         <w:numPr>
+          <w:ilvl w:val="0"/>
           <w:numId w:val="0"/>
         </w:numPr>
         <w:ind w:leftChars="0"/>
@@ -867,6 +1104,7 @@
     <w:p>
       <w:pPr>
         <w:numPr>
+          <w:ilvl w:val="0"/>
           <w:numId w:val="0"/>
         </w:numPr>
         <w:ind w:leftChars="0"/>
@@ -886,6 +1124,7 @@
     <w:p>
       <w:pPr>
         <w:numPr>
+          <w:ilvl w:val="0"/>
           <w:numId w:val="0"/>
         </w:numPr>
         <w:ind w:leftChars="0"/>
@@ -905,6 +1144,7 @@
     <w:p>
       <w:pPr>
         <w:numPr>
+          <w:ilvl w:val="0"/>
           <w:numId w:val="0"/>
         </w:numPr>
         <w:ind w:leftChars="0"/>
@@ -958,6 +1198,7 @@
     <w:p>
       <w:pPr>
         <w:numPr>
+          <w:ilvl w:val="0"/>
           <w:numId w:val="0"/>
         </w:numPr>
         <w:ind w:leftChars="0"/>
@@ -977,6 +1218,7 @@
     <w:p>
       <w:pPr>
         <w:numPr>
+          <w:ilvl w:val="0"/>
           <w:numId w:val="0"/>
         </w:numPr>
         <w:ind w:leftChars="0"/>
@@ -996,6 +1238,7 @@
     <w:p>
       <w:pPr>
         <w:numPr>
+          <w:ilvl w:val="0"/>
           <w:numId w:val="0"/>
         </w:numPr>
         <w:ind w:leftChars="0"/>
@@ -1015,6 +1258,7 @@
     <w:p>
       <w:pPr>
         <w:numPr>
+          <w:ilvl w:val="0"/>
           <w:numId w:val="0"/>
         </w:numPr>
         <w:ind w:leftChars="0"/>
@@ -1034,6 +1278,7 @@
     <w:p>
       <w:pPr>
         <w:numPr>
+          <w:ilvl w:val="0"/>
           <w:numId w:val="0"/>
         </w:numPr>
         <w:ind w:leftChars="0"/>
@@ -1067,6 +1312,7 @@
     <w:p>
       <w:pPr>
         <w:numPr>
+          <w:ilvl w:val="0"/>
           <w:numId w:val="0"/>
         </w:numPr>
         <w:ind w:leftChars="0"/>
@@ -1086,6 +1332,7 @@
     <w:p>
       <w:pPr>
         <w:numPr>
+          <w:ilvl w:val="0"/>
           <w:numId w:val="0"/>
         </w:numPr>
         <w:ind w:leftChars="0"/>
@@ -1105,6 +1352,7 @@
     <w:p>
       <w:pPr>
         <w:numPr>
+          <w:ilvl w:val="0"/>
           <w:numId w:val="0"/>
         </w:numPr>
         <w:ind w:leftChars="0"/>
@@ -1124,18 +1372,20 @@
     <w:p>
       <w:pPr>
         <w:numPr>
-          <w:numId w:val="0"/>
-        </w:numPr>
-        <w:ind w:leftChars="0"/>
-        <w:rPr>
-          <w:rFonts w:hint="eastAsia"/>
-          <w:lang w:val="en-US" w:eastAsia="zh-CN"/>
-        </w:rPr>
-      </w:pPr>
-    </w:p>
-    <w:p>
-      <w:pPr>
-        <w:numPr>
+          <w:ilvl w:val="0"/>
+          <w:numId w:val="0"/>
+        </w:numPr>
+        <w:ind w:leftChars="0"/>
+        <w:rPr>
+          <w:rFonts w:hint="eastAsia"/>
+          <w:lang w:val="en-US" w:eastAsia="zh-CN"/>
+        </w:rPr>
+      </w:pPr>
+    </w:p>
+    <w:p>
+      <w:pPr>
+        <w:numPr>
+          <w:ilvl w:val="0"/>
           <w:numId w:val="0"/>
         </w:numPr>
         <w:ind w:leftChars="0"/>
@@ -1151,8 +1401,6 @@
         </w:rPr>
         <w:t>$result.accessToken 就是我们需要的token</w:t>
       </w:r>
-      <w:bookmarkStart w:id="0" w:name="_GoBack"/>
-      <w:bookmarkEnd w:id="0"/>
     </w:p>
     <w:p>
       <w:pPr>
@@ -1177,6 +1425,7 @@
     <w:p>
       <w:pPr>
         <w:numPr>
+          <w:ilvl w:val="0"/>
           <w:numId w:val="0"/>
         </w:numPr>
         <w:ind w:leftChars="0"/>
@@ -1196,6 +1445,7 @@
     <w:p>
       <w:pPr>
         <w:numPr>
+          <w:ilvl w:val="0"/>
           <w:numId w:val="0"/>
         </w:numPr>
         <w:ind w:leftChars="0"/>
@@ -1215,6 +1465,7 @@
     <w:p>
       <w:pPr>
         <w:numPr>
+          <w:ilvl w:val="0"/>
           <w:numId w:val="0"/>
         </w:numPr>
         <w:ind w:leftChars="0"/>
@@ -1234,6 +1485,7 @@
     <w:p>
       <w:pPr>
         <w:numPr>
+          <w:ilvl w:val="0"/>
           <w:numId w:val="0"/>
         </w:numPr>
         <w:ind w:leftChars="0"/>
@@ -1253,6 +1505,7 @@
     <w:p>
       <w:pPr>
         <w:numPr>
+          <w:ilvl w:val="0"/>
           <w:numId w:val="0"/>
         </w:numPr>
         <w:ind w:leftChars="0"/>
@@ -1306,6 +1559,7 @@
     <w:p>
       <w:pPr>
         <w:numPr>
+          <w:ilvl w:val="0"/>
           <w:numId w:val="0"/>
         </w:numPr>
         <w:ind w:leftChars="0"/>
@@ -1345,6 +1599,7 @@
     <w:p>
       <w:pPr>
         <w:numPr>
+          <w:ilvl w:val="0"/>
           <w:numId w:val="0"/>
         </w:numPr>
         <w:ind w:leftChars="0"/>
@@ -1364,6 +1619,7 @@
     <w:p>
       <w:pPr>
         <w:numPr>
+          <w:ilvl w:val="0"/>
           <w:numId w:val="0"/>
         </w:numPr>
         <w:ind w:leftChars="0"/>
@@ -1383,6 +1639,7 @@
     <w:p>
       <w:pPr>
         <w:numPr>
+          <w:ilvl w:val="0"/>
           <w:numId w:val="0"/>
         </w:numPr>
         <w:ind w:leftChars="0"/>
@@ -1402,6 +1659,7 @@
     <w:p>
       <w:pPr>
         <w:numPr>
+          <w:ilvl w:val="0"/>
           <w:numId w:val="0"/>
         </w:numPr>
         <w:ind w:leftChars="0"/>
@@ -1421,14 +1679,476 @@
     <w:p>
       <w:pPr>
         <w:numPr>
-          <w:numId w:val="0"/>
-        </w:numPr>
-        <w:ind w:leftChars="0"/>
-        <w:rPr>
-          <w:rFonts w:hint="default"/>
-          <w:lang w:val="en-US" w:eastAsia="zh-CN"/>
-        </w:rPr>
-      </w:pPr>
+          <w:ilvl w:val="0"/>
+          <w:numId w:val="0"/>
+        </w:numPr>
+        <w:ind w:leftChars="0"/>
+        <w:rPr>
+          <w:rFonts w:hint="default"/>
+          <w:lang w:val="en-US" w:eastAsia="zh-CN"/>
+        </w:rPr>
+      </w:pPr>
+    </w:p>
+    <w:p>
+      <w:pPr>
+        <w:numPr>
+          <w:ilvl w:val="0"/>
+          <w:numId w:val="0"/>
+        </w:numPr>
+        <w:ind w:leftChars="0"/>
+        <w:rPr>
+          <w:rFonts w:hint="default"/>
+          <w:lang w:val="en-US" w:eastAsia="zh-CN"/>
+        </w:rPr>
+      </w:pPr>
+    </w:p>
+    <w:p>
+      <w:pPr>
+        <w:numPr>
+          <w:ilvl w:val="0"/>
+          <w:numId w:val="0"/>
+        </w:numPr>
+        <w:ind w:leftChars="0"/>
+        <w:rPr>
+          <w:rFonts w:hint="default"/>
+          <w:lang w:val="en-US" w:eastAsia="zh-CN"/>
+        </w:rPr>
+      </w:pPr>
+    </w:p>
+    <w:p>
+      <w:pPr>
+        <w:numPr>
+          <w:ilvl w:val="0"/>
+          <w:numId w:val="0"/>
+        </w:numPr>
+        <w:ind w:leftChars="0"/>
+        <w:rPr>
+          <w:rFonts w:hint="default"/>
+          <w:lang w:val="en-US" w:eastAsia="zh-CN"/>
+        </w:rPr>
+      </w:pPr>
+    </w:p>
+    <w:p>
+      <w:pPr>
+        <w:numPr>
+          <w:ilvl w:val="0"/>
+          <w:numId w:val="0"/>
+        </w:numPr>
+        <w:ind w:leftChars="0"/>
+        <w:rPr>
+          <w:rFonts w:hint="default"/>
+          <w:lang w:val="en-US" w:eastAsia="zh-CN"/>
+        </w:rPr>
+      </w:pPr>
+    </w:p>
+    <w:p>
+      <w:pPr>
+        <w:pStyle w:val="2"/>
+        <w:bidi w:val="0"/>
+        <w:rPr>
+          <w:rFonts w:hint="eastAsia"/>
+          <w:lang w:val="en-US" w:eastAsia="zh-CN"/>
+        </w:rPr>
+      </w:pPr>
+      <w:r>
+        <w:rPr>
+          <w:rFonts w:hint="eastAsia"/>
+          <w:lang w:val="en-US" w:eastAsia="zh-CN"/>
+        </w:rPr>
+        <w:t>前端测试</w:t>
+      </w:r>
+    </w:p>
+    <w:p>
+      <w:pPr>
+        <w:rPr>
+          <w:rFonts w:hint="eastAsia"/>
+          <w:lang w:val="en-US" w:eastAsia="zh-CN"/>
+        </w:rPr>
+      </w:pPr>
+      <w:r>
+        <w:rPr>
+          <w:rFonts w:hint="eastAsia"/>
+          <w:lang w:val="en-US" w:eastAsia="zh-CN"/>
+        </w:rPr>
+        <w:t>先保证后端运行、</w:t>
+      </w:r>
+    </w:p>
+    <w:p>
+      <w:pPr>
+        <w:rPr>
+          <w:rFonts w:hint="eastAsia"/>
+          <w:lang w:val="en-US" w:eastAsia="zh-CN"/>
+        </w:rPr>
+      </w:pPr>
+      <w:r>
+        <w:rPr>
+          <w:rFonts w:hint="eastAsia"/>
+          <w:lang w:val="en-US" w:eastAsia="zh-CN"/>
+        </w:rPr>
+        <w:t>到frontend文件夹： npm run dev</w:t>
+      </w:r>
+    </w:p>
+    <w:p>
+      <w:pPr>
+        <w:rPr>
+          <w:rFonts w:hint="eastAsia"/>
+          <w:lang w:val="en-US" w:eastAsia="zh-CN"/>
+        </w:rPr>
+      </w:pPr>
+    </w:p>
+    <w:p>
+      <w:pPr>
+        <w:rPr>
+          <w:rFonts w:hint="default"/>
+          <w:lang w:val="en-US" w:eastAsia="zh-CN"/>
+        </w:rPr>
+      </w:pPr>
+      <w:r>
+        <w:rPr>
+          <w:rFonts w:hint="default"/>
+          <w:lang w:val="en-US" w:eastAsia="zh-CN"/>
+        </w:rPr>
+        <w:t>测试 1 — 注册新账号</w:t>
+      </w:r>
+    </w:p>
+    <w:p>
+      <w:pPr>
+        <w:rPr>
+          <w:rFonts w:hint="default"/>
+          <w:lang w:val="en-US" w:eastAsia="zh-CN"/>
+        </w:rPr>
+      </w:pPr>
+    </w:p>
+    <w:p>
+      <w:pPr>
+        <w:rPr>
+          <w:rFonts w:hint="default"/>
+          <w:lang w:val="en-US" w:eastAsia="zh-CN"/>
+        </w:rPr>
+      </w:pPr>
+      <w:r>
+        <w:rPr>
+          <w:rFonts w:hint="default"/>
+          <w:lang w:val="en-US" w:eastAsia="zh-CN"/>
+        </w:rPr>
+        <w:t>点击"去注册"跳到注册页</w:t>
+      </w:r>
+    </w:p>
+    <w:p>
+      <w:pPr>
+        <w:rPr>
+          <w:rFonts w:hint="default"/>
+          <w:lang w:val="en-US" w:eastAsia="zh-CN"/>
+        </w:rPr>
+      </w:pPr>
+      <w:r>
+        <w:rPr>
+          <w:rFonts w:hint="default"/>
+          <w:lang w:val="en-US" w:eastAsia="zh-CN"/>
+        </w:rPr>
+        <w:t>填入邮箱、用户名、密码（密码至少 6 位）</w:t>
+      </w:r>
+    </w:p>
+    <w:p>
+      <w:pPr>
+        <w:rPr>
+          <w:rFonts w:hint="default"/>
+          <w:lang w:val="en-US" w:eastAsia="zh-CN"/>
+        </w:rPr>
+      </w:pPr>
+      <w:r>
+        <w:rPr>
+          <w:rFonts w:hint="default"/>
+          <w:lang w:val="en-US" w:eastAsia="zh-CN"/>
+        </w:rPr>
+        <w:t>点击注册 → 应该自动跳转到 Dashboard</w:t>
+      </w:r>
+    </w:p>
+    <w:p>
+      <w:pPr>
+        <w:rPr>
+          <w:rFonts w:hint="default"/>
+          <w:lang w:val="en-US" w:eastAsia="zh-CN"/>
+        </w:rPr>
+      </w:pPr>
+      <w:r>
+        <w:rPr>
+          <w:rFonts w:hint="default"/>
+          <w:lang w:val="en-US" w:eastAsia="zh-CN"/>
+        </w:rPr>
+        <w:t>测试 2 — Dashboard 验证</w:t>
+      </w:r>
+    </w:p>
+    <w:p>
+      <w:pPr>
+        <w:rPr>
+          <w:rFonts w:hint="default"/>
+          <w:lang w:val="en-US" w:eastAsia="zh-CN"/>
+        </w:rPr>
+      </w:pPr>
+    </w:p>
+    <w:p>
+      <w:pPr>
+        <w:rPr>
+          <w:rFonts w:hint="default"/>
+          <w:lang w:val="en-US" w:eastAsia="zh-CN"/>
+        </w:rPr>
+      </w:pPr>
+      <w:r>
+        <w:rPr>
+          <w:rFonts w:hint="default"/>
+          <w:lang w:val="en-US" w:eastAsia="zh-CN"/>
+        </w:rPr>
+        <w:t>页面显示"欢迎回来，用户名 👋"</w:t>
+      </w:r>
+    </w:p>
+    <w:p>
+      <w:pPr>
+        <w:rPr>
+          <w:rFonts w:hint="default"/>
+          <w:lang w:val="en-US" w:eastAsia="zh-CN"/>
+        </w:rPr>
+      </w:pPr>
+      <w:r>
+        <w:rPr>
+          <w:rFonts w:hint="default"/>
+          <w:lang w:val="en-US" w:eastAsia="zh-CN"/>
+        </w:rPr>
+        <w:t>显示绿色徽标"✅ 受保护页面 — 后端验证 Token 成功"</w:t>
+      </w:r>
+    </w:p>
+    <w:p>
+      <w:pPr>
+        <w:rPr>
+          <w:rFonts w:hint="default"/>
+          <w:lang w:val="en-US" w:eastAsia="zh-CN"/>
+        </w:rPr>
+      </w:pPr>
+      <w:r>
+        <w:rPr>
+          <w:rFonts w:hint="default"/>
+          <w:lang w:val="en-US" w:eastAsia="zh-CN"/>
+        </w:rPr>
+        <w:t>显示用户信息（ID、邮箱、注册时间）</w:t>
+      </w:r>
+    </w:p>
+    <w:p>
+      <w:pPr>
+        <w:rPr>
+          <w:rFonts w:hint="default"/>
+          <w:lang w:val="en-US" w:eastAsia="zh-CN"/>
+        </w:rPr>
+      </w:pPr>
+      <w:r>
+        <w:rPr>
+          <w:rFonts w:hint="default"/>
+          <w:lang w:val="en-US" w:eastAsia="zh-CN"/>
+        </w:rPr>
+        <w:t>测试 3 — 退出后重新登录</w:t>
+      </w:r>
+    </w:p>
+    <w:p>
+      <w:pPr>
+        <w:rPr>
+          <w:rFonts w:hint="default"/>
+          <w:lang w:val="en-US" w:eastAsia="zh-CN"/>
+        </w:rPr>
+      </w:pPr>
+    </w:p>
+    <w:p>
+      <w:pPr>
+        <w:rPr>
+          <w:rFonts w:hint="default"/>
+          <w:lang w:val="en-US" w:eastAsia="zh-CN"/>
+        </w:rPr>
+      </w:pPr>
+      <w:r>
+        <w:rPr>
+          <w:rFonts w:hint="default"/>
+          <w:lang w:val="en-US" w:eastAsia="zh-CN"/>
+        </w:rPr>
+        <w:t>点击"退出登录" → 跳回 /login</w:t>
+      </w:r>
+    </w:p>
+    <w:p>
+      <w:pPr>
+        <w:rPr>
+          <w:rFonts w:hint="default"/>
+          <w:lang w:val="en-US" w:eastAsia="zh-CN"/>
+        </w:rPr>
+      </w:pPr>
+      <w:r>
+        <w:rPr>
+          <w:rFonts w:hint="default"/>
+          <w:lang w:val="en-US" w:eastAsia="zh-CN"/>
+        </w:rPr>
+        <w:t>用刚注册的邮箱和密码登录 → 应该再次进入 Dashboard</w:t>
+      </w:r>
+    </w:p>
+    <w:p>
+      <w:pPr>
+        <w:rPr>
+          <w:rFonts w:hint="default"/>
+          <w:lang w:val="en-US" w:eastAsia="zh-CN"/>
+        </w:rPr>
+      </w:pPr>
+      <w:r>
+        <w:rPr>
+          <w:rFonts w:hint="default"/>
+          <w:lang w:val="en-US" w:eastAsia="zh-CN"/>
+        </w:rPr>
+        <w:t>测试 4 — 路由保护</w:t>
+      </w:r>
+    </w:p>
+    <w:p>
+      <w:pPr>
+        <w:rPr>
+          <w:rFonts w:hint="default"/>
+          <w:lang w:val="en-US" w:eastAsia="zh-CN"/>
+        </w:rPr>
+      </w:pPr>
+    </w:p>
+    <w:p>
+      <w:pPr>
+        <w:rPr>
+          <w:rFonts w:hint="default"/>
+          <w:lang w:val="en-US" w:eastAsia="zh-CN"/>
+        </w:rPr>
+      </w:pPr>
+      <w:r>
+        <w:rPr>
+          <w:rFonts w:hint="default"/>
+          <w:lang w:val="en-US" w:eastAsia="zh-CN"/>
+        </w:rPr>
+        <w:t xml:space="preserve">退出后直接在浏览器地址栏输入 </w:t>
+      </w:r>
+      <w:r>
+        <w:rPr>
+          <w:rFonts w:hint="default"/>
+          <w:lang w:val="en-US" w:eastAsia="zh-CN"/>
+        </w:rPr>
+        <w:fldChar w:fldCharType="begin"/>
+      </w:r>
+      <w:r>
+        <w:rPr>
+          <w:rFonts w:hint="default"/>
+          <w:lang w:val="en-US" w:eastAsia="zh-CN"/>
+        </w:rPr>
+        <w:instrText xml:space="preserve"> HYPERLINK "http://localhost:3000/dashboard" </w:instrText>
+      </w:r>
+      <w:r>
+        <w:rPr>
+          <w:rFonts w:hint="default"/>
+          <w:lang w:val="en-US" w:eastAsia="zh-CN"/>
+        </w:rPr>
+        <w:fldChar w:fldCharType="separate"/>
+      </w:r>
+      <w:r>
+        <w:rPr>
+          <w:rStyle w:val="6"/>
+          <w:rFonts w:hint="default"/>
+          <w:lang w:val="en-US" w:eastAsia="zh-CN"/>
+        </w:rPr>
+        <w:t>http://localhost:300</w:t>
+      </w:r>
+      <w:r>
+        <w:rPr>
+          <w:rStyle w:val="6"/>
+          <w:rFonts w:hint="eastAsia"/>
+          <w:lang w:val="en-US" w:eastAsia="zh-CN"/>
+        </w:rPr>
+        <w:t>0</w:t>
+      </w:r>
+      <w:r>
+        <w:rPr>
+          <w:rStyle w:val="6"/>
+          <w:rFonts w:hint="default"/>
+          <w:lang w:val="en-US" w:eastAsia="zh-CN"/>
+        </w:rPr>
+        <w:t>/dashboard</w:t>
+      </w:r>
+      <w:r>
+        <w:rPr>
+          <w:rFonts w:hint="default"/>
+          <w:lang w:val="en-US" w:eastAsia="zh-CN"/>
+        </w:rPr>
+        <w:fldChar w:fldCharType="end"/>
+      </w:r>
+      <w:r>
+        <w:rPr>
+          <w:rFonts w:hint="eastAsia"/>
+          <w:lang w:val="en-US" w:eastAsia="zh-CN"/>
+        </w:rPr>
+        <w:t xml:space="preserve">  （前端的地址）</w:t>
+      </w:r>
+    </w:p>
+    <w:p>
+      <w:pPr>
+        <w:rPr>
+          <w:rFonts w:hint="default"/>
+          <w:lang w:val="en-US" w:eastAsia="zh-CN"/>
+        </w:rPr>
+      </w:pPr>
+      <w:r>
+        <w:rPr>
+          <w:rFonts w:hint="default"/>
+          <w:lang w:val="en-US" w:eastAsia="zh-CN"/>
+        </w:rPr>
+        <w:t>应该被自动重定向到 /login，无法直接访问</w:t>
+      </w:r>
+    </w:p>
+    <w:p>
+      <w:pPr>
+        <w:rPr>
+          <w:rFonts w:hint="default"/>
+          <w:lang w:val="en-US" w:eastAsia="zh-CN"/>
+        </w:rPr>
+      </w:pPr>
+      <w:r>
+        <w:rPr>
+          <w:rFonts w:hint="default"/>
+          <w:lang w:val="en-US" w:eastAsia="zh-CN"/>
+        </w:rPr>
+        <w:t>测试 5 — 刷新页面</w:t>
+      </w:r>
+    </w:p>
+    <w:p>
+      <w:pPr>
+        <w:rPr>
+          <w:rFonts w:hint="default"/>
+          <w:lang w:val="en-US" w:eastAsia="zh-CN"/>
+        </w:rPr>
+      </w:pPr>
+    </w:p>
+    <w:p>
+      <w:pPr>
+        <w:rPr>
+          <w:rFonts w:hint="default"/>
+          <w:lang w:val="en-US" w:eastAsia="zh-CN"/>
+        </w:rPr>
+      </w:pPr>
+      <w:r>
+        <w:rPr>
+          <w:rFonts w:hint="default"/>
+          <w:lang w:val="en-US" w:eastAsia="zh-CN"/>
+        </w:rPr>
+        <w:t>登录状态下刷新浏览器</w:t>
+      </w:r>
+    </w:p>
+    <w:p>
+      <w:pPr>
+        <w:rPr>
+          <w:rFonts w:hint="default"/>
+          <w:lang w:val="en-US" w:eastAsia="zh-CN"/>
+        </w:rPr>
+      </w:pPr>
+      <w:r>
+        <w:rPr>
+          <w:rFonts w:hint="default"/>
+          <w:lang w:val="en-US" w:eastAsia="zh-CN"/>
+        </w:rPr>
+        <w:t>应该还在 Dashboard，不会被踢回登录页（token 存在 localStorage）</w:t>
+      </w:r>
     </w:p>
     <w:sectPr>
       <w:pgSz w:w="11906" w:h="16838"/>
@@ -1792,6 +2512,15 @@
       </w:tblCellMar>
     </w:tblPr>
   </w:style>
+  <w:style w:type="character" w:styleId="6">
+    <w:name w:val="Hyperlink"/>
+    <w:basedOn w:val="5"/>
+    <w:uiPriority w:val="0"/>
+    <w:rPr>
+      <w:color w:val="0000FF"/>
+      <w:u w:val="single"/>
+    </w:rPr>
+  </w:style>
 </w:styles>
 </file>
 

--- a/项目实时进展与log.docx
+++ b/项目实时进展与log.docx
@@ -2834,6 +2834,2436 @@
           <w:lang w:val="en-US" w:eastAsia="zh-CN"/>
         </w:rPr>
         <w:t>}</w:t>
+      </w:r>
+    </w:p>
+    <w:p>
+      <w:pPr>
+        <w:ind w:left="210" w:hanging="210" w:hangingChars="100"/>
+        <w:rPr>
+          <w:rFonts w:hint="eastAsia"/>
+          <w:lang w:val="en-US" w:eastAsia="zh-CN"/>
+        </w:rPr>
+      </w:pPr>
+    </w:p>
+    <w:p>
+      <w:pPr>
+        <w:pStyle w:val="2"/>
+        <w:bidi w:val="0"/>
+        <w:rPr>
+          <w:rFonts w:hint="eastAsia"/>
+          <w:lang w:val="en-US" w:eastAsia="zh-CN"/>
+        </w:rPr>
+      </w:pPr>
+      <w:r>
+        <w:rPr>
+          <w:rFonts w:hint="eastAsia"/>
+          <w:lang w:val="en-US" w:eastAsia="zh-CN"/>
+        </w:rPr>
+        <w:t>Listing 模块MVP完成</w:t>
+      </w:r>
+    </w:p>
+    <w:p>
+      <w:pPr>
+        <w:rPr>
+          <w:rFonts w:hint="default"/>
+          <w:lang w:val="en-US" w:eastAsia="zh-CN"/>
+        </w:rPr>
+      </w:pPr>
+      <w:r>
+        <w:rPr>
+          <w:rFonts w:hint="default"/>
+          <w:lang w:val="en-US" w:eastAsia="zh-CN"/>
+        </w:rPr>
+        <w:t>已经完成了一套完整的、前后端打通的 CRUD 业务模块：</w:t>
+      </w:r>
+    </w:p>
+    <w:p>
+      <w:pPr>
+        <w:rPr>
+          <w:rFonts w:hint="default"/>
+          <w:lang w:val="en-US" w:eastAsia="zh-CN"/>
+        </w:rPr>
+      </w:pPr>
+    </w:p>
+    <w:p>
+      <w:pPr>
+        <w:rPr>
+          <w:rFonts w:hint="default"/>
+          <w:lang w:val="en-US" w:eastAsia="zh-CN"/>
+        </w:rPr>
+      </w:pPr>
+      <w:r>
+        <w:rPr>
+          <w:rFonts w:hint="default"/>
+          <w:lang w:val="en-US" w:eastAsia="zh-CN"/>
+        </w:rPr>
+        <w:t>数据模型</w:t>
+      </w:r>
+    </w:p>
+    <w:p>
+      <w:pPr>
+        <w:rPr>
+          <w:rFonts w:hint="default"/>
+          <w:lang w:val="en-US" w:eastAsia="zh-CN"/>
+        </w:rPr>
+      </w:pPr>
+    </w:p>
+    <w:p>
+      <w:pPr>
+        <w:rPr>
+          <w:rFonts w:hint="default"/>
+          <w:lang w:val="en-US" w:eastAsia="zh-CN"/>
+        </w:rPr>
+      </w:pPr>
+      <w:r>
+        <w:rPr>
+          <w:rFonts w:hint="default"/>
+          <w:lang w:val="en-US" w:eastAsia="zh-CN"/>
+        </w:rPr>
+        <w:t>DTO 校验</w:t>
+      </w:r>
+    </w:p>
+    <w:p>
+      <w:pPr>
+        <w:rPr>
+          <w:rFonts w:hint="default"/>
+          <w:lang w:val="en-US" w:eastAsia="zh-CN"/>
+        </w:rPr>
+      </w:pPr>
+    </w:p>
+    <w:p>
+      <w:pPr>
+        <w:rPr>
+          <w:rFonts w:hint="default"/>
+          <w:lang w:val="en-US" w:eastAsia="zh-CN"/>
+        </w:rPr>
+      </w:pPr>
+      <w:r>
+        <w:rPr>
+          <w:rFonts w:hint="default"/>
+          <w:lang w:val="en-US" w:eastAsia="zh-CN"/>
+        </w:rPr>
+        <w:t>Service 业务逻辑</w:t>
+      </w:r>
+    </w:p>
+    <w:p>
+      <w:pPr>
+        <w:rPr>
+          <w:rFonts w:hint="default"/>
+          <w:lang w:val="en-US" w:eastAsia="zh-CN"/>
+        </w:rPr>
+      </w:pPr>
+    </w:p>
+    <w:p>
+      <w:pPr>
+        <w:rPr>
+          <w:rFonts w:hint="default"/>
+          <w:lang w:val="en-US" w:eastAsia="zh-CN"/>
+        </w:rPr>
+      </w:pPr>
+      <w:r>
+        <w:rPr>
+          <w:rFonts w:hint="default"/>
+          <w:lang w:val="en-US" w:eastAsia="zh-CN"/>
+        </w:rPr>
+        <w:t>Controller 路由</w:t>
+      </w:r>
+    </w:p>
+    <w:p>
+      <w:pPr>
+        <w:rPr>
+          <w:rFonts w:hint="default"/>
+          <w:lang w:val="en-US" w:eastAsia="zh-CN"/>
+        </w:rPr>
+      </w:pPr>
+    </w:p>
+    <w:p>
+      <w:pPr>
+        <w:rPr>
+          <w:rFonts w:hint="default"/>
+          <w:lang w:val="en-US" w:eastAsia="zh-CN"/>
+        </w:rPr>
+      </w:pPr>
+      <w:r>
+        <w:rPr>
+          <w:rFonts w:hint="default"/>
+          <w:lang w:val="en-US" w:eastAsia="zh-CN"/>
+        </w:rPr>
+        <w:t>Module 注册</w:t>
+      </w:r>
+    </w:p>
+    <w:p>
+      <w:pPr>
+        <w:rPr>
+          <w:rFonts w:hint="default"/>
+          <w:lang w:val="en-US" w:eastAsia="zh-CN"/>
+        </w:rPr>
+      </w:pPr>
+    </w:p>
+    <w:p>
+      <w:pPr>
+        <w:rPr>
+          <w:rFonts w:hint="default"/>
+          <w:lang w:val="en-US" w:eastAsia="zh-CN"/>
+        </w:rPr>
+      </w:pPr>
+      <w:r>
+        <w:rPr>
+          <w:rFonts w:hint="default"/>
+          <w:lang w:val="en-US" w:eastAsia="zh-CN"/>
+        </w:rPr>
+        <w:t>前端 API 封装</w:t>
+      </w:r>
+    </w:p>
+    <w:p>
+      <w:pPr>
+        <w:rPr>
+          <w:rFonts w:hint="default"/>
+          <w:lang w:val="en-US" w:eastAsia="zh-CN"/>
+        </w:rPr>
+      </w:pPr>
+    </w:p>
+    <w:p>
+      <w:pPr>
+        <w:rPr>
+          <w:rFonts w:hint="default"/>
+          <w:lang w:val="en-US" w:eastAsia="zh-CN"/>
+        </w:rPr>
+      </w:pPr>
+      <w:r>
+        <w:rPr>
+          <w:rFonts w:hint="default"/>
+          <w:lang w:val="en-US" w:eastAsia="zh-CN"/>
+        </w:rPr>
+        <w:t>列表 / 详情 / 创建 / 我的 / 编辑 页面</w:t>
+      </w:r>
+    </w:p>
+    <w:p>
+      <w:pPr>
+        <w:rPr>
+          <w:rFonts w:hint="default"/>
+          <w:lang w:val="en-US" w:eastAsia="zh-CN"/>
+        </w:rPr>
+      </w:pPr>
+    </w:p>
+    <w:p>
+      <w:pPr>
+        <w:rPr>
+          <w:rFonts w:hint="default"/>
+          <w:lang w:val="en-US" w:eastAsia="zh-CN"/>
+        </w:rPr>
+      </w:pPr>
+      <w:r>
+        <w:rPr>
+          <w:rFonts w:hint="default"/>
+          <w:lang w:val="en-US" w:eastAsia="zh-CN"/>
+        </w:rPr>
+        <w:t>路由保护</w:t>
+      </w:r>
+    </w:p>
+    <w:p>
+      <w:pPr>
+        <w:rPr>
+          <w:rFonts w:hint="default"/>
+          <w:lang w:val="en-US" w:eastAsia="zh-CN"/>
+        </w:rPr>
+      </w:pPr>
+    </w:p>
+    <w:p>
+      <w:pPr>
+        <w:rPr>
+          <w:rFonts w:hint="default"/>
+          <w:lang w:val="en-US" w:eastAsia="zh-CN"/>
+        </w:rPr>
+      </w:pPr>
+      <w:r>
+        <w:rPr>
+          <w:rFonts w:hint="default"/>
+          <w:lang w:val="en-US" w:eastAsia="zh-CN"/>
+        </w:rPr>
+        <w:t>ownership 校验</w:t>
+      </w:r>
+    </w:p>
+    <w:p>
+      <w:pPr>
+        <w:rPr>
+          <w:rFonts w:hint="default"/>
+          <w:lang w:val="en-US" w:eastAsia="zh-CN"/>
+        </w:rPr>
+      </w:pPr>
+    </w:p>
+    <w:p>
+      <w:pPr>
+        <w:rPr>
+          <w:rFonts w:hint="default"/>
+          <w:lang w:val="en-US" w:eastAsia="zh-CN"/>
+        </w:rPr>
+      </w:pPr>
+      <w:r>
+        <w:rPr>
+          <w:rFonts w:hint="default"/>
+          <w:lang w:val="en-US" w:eastAsia="zh-CN"/>
+        </w:rPr>
+        <w:t>联调验证</w:t>
+      </w:r>
+    </w:p>
+    <w:p>
+      <w:pPr>
+        <w:rPr>
+          <w:rFonts w:hint="default"/>
+          <w:lang w:val="en-US" w:eastAsia="zh-CN"/>
+        </w:rPr>
+      </w:pPr>
+    </w:p>
+    <w:p>
+      <w:pPr>
+        <w:rPr>
+          <w:rFonts w:hint="default"/>
+          <w:lang w:val="en-US" w:eastAsia="zh-CN"/>
+        </w:rPr>
+      </w:pPr>
+      <w:r>
+        <w:rPr>
+          <w:rFonts w:hint="default"/>
+          <w:lang w:val="en-US" w:eastAsia="zh-CN"/>
+        </w:rPr>
+        <w:t>这已经是一个很像真实项目里的“第一个业务模块落地”。</w:t>
+      </w:r>
+    </w:p>
+    <w:p>
+      <w:pPr>
+        <w:rPr>
+          <w:rFonts w:hint="default"/>
+          <w:lang w:val="en-US" w:eastAsia="zh-CN"/>
+        </w:rPr>
+      </w:pPr>
+    </w:p>
+    <w:p>
+      <w:pPr>
+        <w:rPr>
+          <w:rFonts w:hint="default"/>
+          <w:lang w:val="en-US" w:eastAsia="zh-CN"/>
+        </w:rPr>
+      </w:pPr>
+      <w:r>
+        <w:rPr>
+          <w:rFonts w:hint="default"/>
+          <w:lang w:val="en-US" w:eastAsia="zh-CN"/>
+        </w:rPr>
+        <w:t>你现在实际完成了什么</w:t>
+      </w:r>
+    </w:p>
+    <w:p>
+      <w:pPr>
+        <w:rPr>
+          <w:rFonts w:hint="default"/>
+          <w:lang w:val="en-US" w:eastAsia="zh-CN"/>
+        </w:rPr>
+      </w:pPr>
+    </w:p>
+    <w:p>
+      <w:pPr>
+        <w:rPr>
+          <w:rFonts w:hint="default"/>
+          <w:lang w:val="en-US" w:eastAsia="zh-CN"/>
+        </w:rPr>
+      </w:pPr>
+      <w:r>
+        <w:rPr>
+          <w:rFonts w:hint="default"/>
+          <w:lang w:val="en-US" w:eastAsia="zh-CN"/>
+        </w:rPr>
+        <w:t>如果从项目架构角度总结，你现在已经具备了这条完整链路：</w:t>
+      </w:r>
+    </w:p>
+    <w:p>
+      <w:pPr>
+        <w:rPr>
+          <w:rFonts w:hint="default"/>
+          <w:lang w:val="en-US" w:eastAsia="zh-CN"/>
+        </w:rPr>
+      </w:pPr>
+    </w:p>
+    <w:p>
+      <w:pPr>
+        <w:rPr>
+          <w:rFonts w:hint="default"/>
+          <w:lang w:val="en-US" w:eastAsia="zh-CN"/>
+        </w:rPr>
+      </w:pPr>
+      <w:r>
+        <w:rPr>
+          <w:rFonts w:hint="default"/>
+          <w:lang w:val="en-US" w:eastAsia="zh-CN"/>
+        </w:rPr>
+        <w:t>后端</w:t>
+      </w:r>
+    </w:p>
+    <w:p>
+      <w:pPr>
+        <w:rPr>
+          <w:rFonts w:hint="default"/>
+          <w:lang w:val="en-US" w:eastAsia="zh-CN"/>
+        </w:rPr>
+      </w:pPr>
+    </w:p>
+    <w:p>
+      <w:pPr>
+        <w:rPr>
+          <w:rFonts w:hint="default"/>
+          <w:lang w:val="en-US" w:eastAsia="zh-CN"/>
+        </w:rPr>
+      </w:pPr>
+      <w:r>
+        <w:rPr>
+          <w:rFonts w:hint="default"/>
+          <w:lang w:val="en-US" w:eastAsia="zh-CN"/>
+        </w:rPr>
+        <w:t>Prisma schema 定义 Listing</w:t>
+      </w:r>
+    </w:p>
+    <w:p>
+      <w:pPr>
+        <w:rPr>
+          <w:rFonts w:hint="default"/>
+          <w:lang w:val="en-US" w:eastAsia="zh-CN"/>
+        </w:rPr>
+      </w:pPr>
+    </w:p>
+    <w:p>
+      <w:pPr>
+        <w:rPr>
+          <w:rFonts w:hint="default"/>
+          <w:lang w:val="en-US" w:eastAsia="zh-CN"/>
+        </w:rPr>
+      </w:pPr>
+      <w:r>
+        <w:rPr>
+          <w:rFonts w:hint="default"/>
+          <w:lang w:val="en-US" w:eastAsia="zh-CN"/>
+        </w:rPr>
+        <w:t>DTO 做输入校验</w:t>
+      </w:r>
+    </w:p>
+    <w:p>
+      <w:pPr>
+        <w:rPr>
+          <w:rFonts w:hint="default"/>
+          <w:lang w:val="en-US" w:eastAsia="zh-CN"/>
+        </w:rPr>
+      </w:pPr>
+    </w:p>
+    <w:p>
+      <w:pPr>
+        <w:rPr>
+          <w:rFonts w:hint="default"/>
+          <w:lang w:val="en-US" w:eastAsia="zh-CN"/>
+        </w:rPr>
+      </w:pPr>
+      <w:r>
+        <w:rPr>
+          <w:rFonts w:hint="default"/>
+          <w:lang w:val="en-US" w:eastAsia="zh-CN"/>
+        </w:rPr>
+        <w:t>Service 处理 CRUD + ownership</w:t>
+      </w:r>
+    </w:p>
+    <w:p>
+      <w:pPr>
+        <w:rPr>
+          <w:rFonts w:hint="default"/>
+          <w:lang w:val="en-US" w:eastAsia="zh-CN"/>
+        </w:rPr>
+      </w:pPr>
+    </w:p>
+    <w:p>
+      <w:pPr>
+        <w:rPr>
+          <w:rFonts w:hint="default"/>
+          <w:lang w:val="en-US" w:eastAsia="zh-CN"/>
+        </w:rPr>
+      </w:pPr>
+      <w:r>
+        <w:rPr>
+          <w:rFonts w:hint="default"/>
+          <w:lang w:val="en-US" w:eastAsia="zh-CN"/>
+        </w:rPr>
+        <w:t>Controller 暴露 REST API</w:t>
+      </w:r>
+    </w:p>
+    <w:p>
+      <w:pPr>
+        <w:rPr>
+          <w:rFonts w:hint="default"/>
+          <w:lang w:val="en-US" w:eastAsia="zh-CN"/>
+        </w:rPr>
+      </w:pPr>
+    </w:p>
+    <w:p>
+      <w:pPr>
+        <w:rPr>
+          <w:rFonts w:hint="default"/>
+          <w:lang w:val="en-US" w:eastAsia="zh-CN"/>
+        </w:rPr>
+      </w:pPr>
+      <w:r>
+        <w:rPr>
+          <w:rFonts w:hint="default"/>
+          <w:lang w:val="en-US" w:eastAsia="zh-CN"/>
+        </w:rPr>
+        <w:t>ListingsModule 接入 AppModule</w:t>
+      </w:r>
+    </w:p>
+    <w:p>
+      <w:pPr>
+        <w:rPr>
+          <w:rFonts w:hint="default"/>
+          <w:lang w:val="en-US" w:eastAsia="zh-CN"/>
+        </w:rPr>
+      </w:pPr>
+    </w:p>
+    <w:p>
+      <w:pPr>
+        <w:rPr>
+          <w:rFonts w:hint="default"/>
+          <w:lang w:val="en-US" w:eastAsia="zh-CN"/>
+        </w:rPr>
+      </w:pPr>
+      <w:r>
+        <w:rPr>
+          <w:rFonts w:hint="default"/>
+          <w:lang w:val="en-US" w:eastAsia="zh-CN"/>
+        </w:rPr>
+        <w:t>前端</w:t>
+      </w:r>
+    </w:p>
+    <w:p>
+      <w:pPr>
+        <w:rPr>
+          <w:rFonts w:hint="default"/>
+          <w:lang w:val="en-US" w:eastAsia="zh-CN"/>
+        </w:rPr>
+      </w:pPr>
+    </w:p>
+    <w:p>
+      <w:pPr>
+        <w:rPr>
+          <w:rFonts w:hint="default"/>
+          <w:lang w:val="en-US" w:eastAsia="zh-CN"/>
+        </w:rPr>
+      </w:pPr>
+      <w:r>
+        <w:rPr>
+          <w:rFonts w:hint="default"/>
+          <w:lang w:val="en-US" w:eastAsia="zh-CN"/>
+        </w:rPr>
+        <w:t>api/listings.ts 封装请求</w:t>
+      </w:r>
+    </w:p>
+    <w:p>
+      <w:pPr>
+        <w:rPr>
+          <w:rFonts w:hint="default"/>
+          <w:lang w:val="en-US" w:eastAsia="zh-CN"/>
+        </w:rPr>
+      </w:pPr>
+    </w:p>
+    <w:p>
+      <w:pPr>
+        <w:rPr>
+          <w:rFonts w:hint="default"/>
+          <w:lang w:val="en-US" w:eastAsia="zh-CN"/>
+        </w:rPr>
+      </w:pPr>
+      <w:r>
+        <w:rPr>
+          <w:rFonts w:hint="default"/>
+          <w:lang w:val="en-US" w:eastAsia="zh-CN"/>
+        </w:rPr>
+        <w:t>公开列表页</w:t>
+      </w:r>
+    </w:p>
+    <w:p>
+      <w:pPr>
+        <w:rPr>
+          <w:rFonts w:hint="default"/>
+          <w:lang w:val="en-US" w:eastAsia="zh-CN"/>
+        </w:rPr>
+      </w:pPr>
+    </w:p>
+    <w:p>
+      <w:pPr>
+        <w:rPr>
+          <w:rFonts w:hint="default"/>
+          <w:lang w:val="en-US" w:eastAsia="zh-CN"/>
+        </w:rPr>
+      </w:pPr>
+      <w:r>
+        <w:rPr>
+          <w:rFonts w:hint="default"/>
+          <w:lang w:val="en-US" w:eastAsia="zh-CN"/>
+        </w:rPr>
+        <w:t>公开详情页</w:t>
+      </w:r>
+    </w:p>
+    <w:p>
+      <w:pPr>
+        <w:rPr>
+          <w:rFonts w:hint="default"/>
+          <w:lang w:val="en-US" w:eastAsia="zh-CN"/>
+        </w:rPr>
+      </w:pPr>
+    </w:p>
+    <w:p>
+      <w:pPr>
+        <w:rPr>
+          <w:rFonts w:hint="default"/>
+          <w:lang w:val="en-US" w:eastAsia="zh-CN"/>
+        </w:rPr>
+      </w:pPr>
+      <w:r>
+        <w:rPr>
+          <w:rFonts w:hint="default"/>
+          <w:lang w:val="en-US" w:eastAsia="zh-CN"/>
+        </w:rPr>
+        <w:t>创建页</w:t>
+      </w:r>
+    </w:p>
+    <w:p>
+      <w:pPr>
+        <w:rPr>
+          <w:rFonts w:hint="default"/>
+          <w:lang w:val="en-US" w:eastAsia="zh-CN"/>
+        </w:rPr>
+      </w:pPr>
+    </w:p>
+    <w:p>
+      <w:pPr>
+        <w:rPr>
+          <w:rFonts w:hint="default"/>
+          <w:lang w:val="en-US" w:eastAsia="zh-CN"/>
+        </w:rPr>
+      </w:pPr>
+      <w:r>
+        <w:rPr>
+          <w:rFonts w:hint="default"/>
+          <w:lang w:val="en-US" w:eastAsia="zh-CN"/>
+        </w:rPr>
+        <w:t>我的列表页</w:t>
+      </w:r>
+    </w:p>
+    <w:p>
+      <w:pPr>
+        <w:rPr>
+          <w:rFonts w:hint="default"/>
+          <w:lang w:val="en-US" w:eastAsia="zh-CN"/>
+        </w:rPr>
+      </w:pPr>
+    </w:p>
+    <w:p>
+      <w:pPr>
+        <w:rPr>
+          <w:rFonts w:hint="default"/>
+          <w:lang w:val="en-US" w:eastAsia="zh-CN"/>
+        </w:rPr>
+      </w:pPr>
+      <w:r>
+        <w:rPr>
+          <w:rFonts w:hint="default"/>
+          <w:lang w:val="en-US" w:eastAsia="zh-CN"/>
+        </w:rPr>
+        <w:t>编辑页</w:t>
+      </w:r>
+    </w:p>
+    <w:p>
+      <w:pPr>
+        <w:rPr>
+          <w:rFonts w:hint="default"/>
+          <w:lang w:val="en-US" w:eastAsia="zh-CN"/>
+        </w:rPr>
+      </w:pPr>
+    </w:p>
+    <w:p>
+      <w:pPr>
+        <w:rPr>
+          <w:rFonts w:hint="default"/>
+          <w:lang w:val="en-US" w:eastAsia="zh-CN"/>
+        </w:rPr>
+      </w:pPr>
+      <w:r>
+        <w:rPr>
+          <w:rFonts w:hint="default"/>
+          <w:lang w:val="en-US" w:eastAsia="zh-CN"/>
+        </w:rPr>
+        <w:t>App 路由注册</w:t>
+      </w:r>
+    </w:p>
+    <w:p>
+      <w:pPr>
+        <w:rPr>
+          <w:rFonts w:hint="default"/>
+          <w:lang w:val="en-US" w:eastAsia="zh-CN"/>
+        </w:rPr>
+      </w:pPr>
+    </w:p>
+    <w:p>
+      <w:pPr>
+        <w:rPr>
+          <w:rFonts w:hint="default"/>
+          <w:lang w:val="en-US" w:eastAsia="zh-CN"/>
+        </w:rPr>
+      </w:pPr>
+      <w:r>
+        <w:rPr>
+          <w:rFonts w:hint="default"/>
+          <w:lang w:val="en-US" w:eastAsia="zh-CN"/>
+        </w:rPr>
+        <w:t>ProtectedRoute 接入</w:t>
+      </w:r>
+    </w:p>
+    <w:p>
+      <w:pPr>
+        <w:rPr>
+          <w:rFonts w:hint="default"/>
+          <w:lang w:val="en-US" w:eastAsia="zh-CN"/>
+        </w:rPr>
+      </w:pPr>
+    </w:p>
+    <w:p>
+      <w:pPr>
+        <w:rPr>
+          <w:rFonts w:hint="default"/>
+          <w:lang w:val="en-US" w:eastAsia="zh-CN"/>
+        </w:rPr>
+      </w:pPr>
+      <w:r>
+        <w:rPr>
+          <w:rFonts w:hint="default"/>
+          <w:lang w:val="en-US" w:eastAsia="zh-CN"/>
+        </w:rPr>
+        <w:t>权限</w:t>
+      </w:r>
+    </w:p>
+    <w:p>
+      <w:pPr>
+        <w:rPr>
+          <w:rFonts w:hint="default"/>
+          <w:lang w:val="en-US" w:eastAsia="zh-CN"/>
+        </w:rPr>
+      </w:pPr>
+    </w:p>
+    <w:p>
+      <w:pPr>
+        <w:rPr>
+          <w:rFonts w:hint="default"/>
+          <w:lang w:val="en-US" w:eastAsia="zh-CN"/>
+        </w:rPr>
+      </w:pPr>
+      <w:r>
+        <w:rPr>
+          <w:rFonts w:hint="default"/>
+          <w:lang w:val="en-US" w:eastAsia="zh-CN"/>
+        </w:rPr>
+        <w:t>未登录不能进入受保护页面</w:t>
+      </w:r>
+    </w:p>
+    <w:p>
+      <w:pPr>
+        <w:rPr>
+          <w:rFonts w:hint="default"/>
+          <w:lang w:val="en-US" w:eastAsia="zh-CN"/>
+        </w:rPr>
+      </w:pPr>
+    </w:p>
+    <w:p>
+      <w:pPr>
+        <w:rPr>
+          <w:rFonts w:hint="default"/>
+          <w:lang w:val="en-US" w:eastAsia="zh-CN"/>
+        </w:rPr>
+      </w:pPr>
+      <w:r>
+        <w:rPr>
+          <w:rFonts w:hint="default"/>
+          <w:lang w:val="en-US" w:eastAsia="zh-CN"/>
+        </w:rPr>
+        <w:t>未登录不能调受保护接口</w:t>
+      </w:r>
+    </w:p>
+    <w:p>
+      <w:pPr>
+        <w:rPr>
+          <w:rFonts w:hint="default"/>
+          <w:lang w:val="en-US" w:eastAsia="zh-CN"/>
+        </w:rPr>
+      </w:pPr>
+    </w:p>
+    <w:p>
+      <w:pPr>
+        <w:rPr>
+          <w:rFonts w:hint="default"/>
+          <w:lang w:val="en-US" w:eastAsia="zh-CN"/>
+        </w:rPr>
+      </w:pPr>
+      <w:r>
+        <w:rPr>
+          <w:rFonts w:hint="default"/>
+          <w:lang w:val="en-US" w:eastAsia="zh-CN"/>
+        </w:rPr>
+        <w:t>非 owner 前端不显示编辑/删除</w:t>
+      </w:r>
+    </w:p>
+    <w:p>
+      <w:pPr>
+        <w:rPr>
+          <w:rFonts w:hint="default"/>
+          <w:lang w:val="en-US" w:eastAsia="zh-CN"/>
+        </w:rPr>
+      </w:pPr>
+    </w:p>
+    <w:p>
+      <w:pPr>
+        <w:rPr>
+          <w:rFonts w:hint="default"/>
+          <w:lang w:val="en-US" w:eastAsia="zh-CN"/>
+        </w:rPr>
+      </w:pPr>
+      <w:r>
+        <w:rPr>
+          <w:rFonts w:hint="default"/>
+          <w:lang w:val="en-US" w:eastAsia="zh-CN"/>
+        </w:rPr>
+        <w:t>非 owner 后端仍然强制 403</w:t>
+      </w:r>
+    </w:p>
+    <w:p>
+      <w:pPr>
+        <w:rPr>
+          <w:rFonts w:hint="default"/>
+          <w:lang w:val="en-US" w:eastAsia="zh-CN"/>
+        </w:rPr>
+      </w:pPr>
+    </w:p>
+    <w:p>
+      <w:pPr>
+        <w:rPr>
+          <w:rFonts w:hint="default"/>
+          <w:lang w:val="en-US" w:eastAsia="zh-CN"/>
+        </w:rPr>
+      </w:pPr>
+      <w:r>
+        <w:rPr>
+          <w:rFonts w:hint="default"/>
+          <w:lang w:val="en-US" w:eastAsia="zh-CN"/>
+        </w:rPr>
+        <w:t>这个“双层权限”思路是对的，而且非常值得保留。</w:t>
+      </w:r>
+    </w:p>
+    <w:p>
+      <w:pPr>
+        <w:rPr>
+          <w:rFonts w:hint="default"/>
+          <w:lang w:val="en-US" w:eastAsia="zh-CN"/>
+        </w:rPr>
+      </w:pPr>
+    </w:p>
+    <w:p>
+      <w:pPr>
+        <w:rPr>
+          <w:rFonts w:hint="default"/>
+          <w:lang w:val="en-US" w:eastAsia="zh-CN"/>
+        </w:rPr>
+      </w:pPr>
+      <w:r>
+        <w:rPr>
+          <w:rFonts w:hint="default"/>
+          <w:lang w:val="en-US" w:eastAsia="zh-CN"/>
+        </w:rPr>
+        <w:t>这一步对你来说最大的意义</w:t>
+      </w:r>
+    </w:p>
+    <w:p>
+      <w:pPr>
+        <w:rPr>
+          <w:rFonts w:hint="default"/>
+          <w:lang w:val="en-US" w:eastAsia="zh-CN"/>
+        </w:rPr>
+      </w:pPr>
+    </w:p>
+    <w:p>
+      <w:pPr>
+        <w:rPr>
+          <w:rFonts w:hint="default"/>
+          <w:lang w:val="en-US" w:eastAsia="zh-CN"/>
+        </w:rPr>
+      </w:pPr>
+      <w:r>
+        <w:rPr>
+          <w:rFonts w:hint="default"/>
+          <w:lang w:val="en-US" w:eastAsia="zh-CN"/>
+        </w:rPr>
+        <w:t>你现在不是只会“做登录功能”了，</w:t>
+      </w:r>
+    </w:p>
+    <w:p>
+      <w:pPr>
+        <w:rPr>
+          <w:rFonts w:hint="default"/>
+          <w:lang w:val="en-US" w:eastAsia="zh-CN"/>
+        </w:rPr>
+      </w:pPr>
+      <w:r>
+        <w:rPr>
+          <w:rFonts w:hint="default"/>
+          <w:lang w:val="en-US" w:eastAsia="zh-CN"/>
+        </w:rPr>
+        <w:t>而是已经完成了一个 真实业务模块。</w:t>
+      </w:r>
+    </w:p>
+    <w:p>
+      <w:pPr>
+        <w:rPr>
+          <w:rFonts w:hint="default"/>
+          <w:lang w:val="en-US" w:eastAsia="zh-CN"/>
+        </w:rPr>
+      </w:pPr>
+    </w:p>
+    <w:p>
+      <w:pPr>
+        <w:rPr>
+          <w:rFonts w:hint="default"/>
+          <w:lang w:val="en-US" w:eastAsia="zh-CN"/>
+        </w:rPr>
+      </w:pPr>
+      <w:r>
+        <w:rPr>
+          <w:rFonts w:hint="default"/>
+          <w:lang w:val="en-US" w:eastAsia="zh-CN"/>
+        </w:rPr>
+        <w:t>这意味着你已经实际练到了这些东西：</w:t>
+      </w:r>
+    </w:p>
+    <w:p>
+      <w:pPr>
+        <w:rPr>
+          <w:rFonts w:hint="default"/>
+          <w:lang w:val="en-US" w:eastAsia="zh-CN"/>
+        </w:rPr>
+      </w:pPr>
+    </w:p>
+    <w:p>
+      <w:pPr>
+        <w:rPr>
+          <w:rFonts w:hint="default"/>
+          <w:lang w:val="en-US" w:eastAsia="zh-CN"/>
+        </w:rPr>
+      </w:pPr>
+      <w:r>
+        <w:rPr>
+          <w:rFonts w:hint="default"/>
+          <w:lang w:val="en-US" w:eastAsia="zh-CN"/>
+        </w:rPr>
+        <w:t>怎么从数据库模型推到接口设计</w:t>
+      </w:r>
+    </w:p>
+    <w:p>
+      <w:pPr>
+        <w:rPr>
+          <w:rFonts w:hint="default"/>
+          <w:lang w:val="en-US" w:eastAsia="zh-CN"/>
+        </w:rPr>
+      </w:pPr>
+    </w:p>
+    <w:p>
+      <w:pPr>
+        <w:rPr>
+          <w:rFonts w:hint="default"/>
+          <w:lang w:val="en-US" w:eastAsia="zh-CN"/>
+        </w:rPr>
+      </w:pPr>
+      <w:r>
+        <w:rPr>
+          <w:rFonts w:hint="default"/>
+          <w:lang w:val="en-US" w:eastAsia="zh-CN"/>
+        </w:rPr>
+        <w:t>怎么从接口设计推到前端 API 层</w:t>
+      </w:r>
+    </w:p>
+    <w:p>
+      <w:pPr>
+        <w:rPr>
+          <w:rFonts w:hint="default"/>
+          <w:lang w:val="en-US" w:eastAsia="zh-CN"/>
+        </w:rPr>
+      </w:pPr>
+    </w:p>
+    <w:p>
+      <w:pPr>
+        <w:rPr>
+          <w:rFonts w:hint="default"/>
+          <w:lang w:val="en-US" w:eastAsia="zh-CN"/>
+        </w:rPr>
+      </w:pPr>
+      <w:r>
+        <w:rPr>
+          <w:rFonts w:hint="default"/>
+          <w:lang w:val="en-US" w:eastAsia="zh-CN"/>
+        </w:rPr>
+        <w:t>怎么把 Auth 真正接入业务</w:t>
+      </w:r>
+    </w:p>
+    <w:p>
+      <w:pPr>
+        <w:rPr>
+          <w:rFonts w:hint="default"/>
+          <w:lang w:val="en-US" w:eastAsia="zh-CN"/>
+        </w:rPr>
+      </w:pPr>
+    </w:p>
+    <w:p>
+      <w:pPr>
+        <w:rPr>
+          <w:rFonts w:hint="default"/>
+          <w:lang w:val="en-US" w:eastAsia="zh-CN"/>
+        </w:rPr>
+      </w:pPr>
+      <w:r>
+        <w:rPr>
+          <w:rFonts w:hint="default"/>
+          <w:lang w:val="en-US" w:eastAsia="zh-CN"/>
+        </w:rPr>
+        <w:t>怎么做 owner-based resource control</w:t>
+      </w:r>
+    </w:p>
+    <w:p>
+      <w:pPr>
+        <w:rPr>
+          <w:rFonts w:hint="default"/>
+          <w:lang w:val="en-US" w:eastAsia="zh-CN"/>
+        </w:rPr>
+      </w:pPr>
+    </w:p>
+    <w:p>
+      <w:pPr>
+        <w:rPr>
+          <w:rFonts w:hint="default"/>
+          <w:lang w:val="en-US" w:eastAsia="zh-CN"/>
+        </w:rPr>
+      </w:pPr>
+      <w:r>
+        <w:rPr>
+          <w:rFonts w:hint="default"/>
+          <w:lang w:val="en-US" w:eastAsia="zh-CN"/>
+        </w:rPr>
+        <w:t>怎么做 CRUD 页面闭环</w:t>
+      </w:r>
+    </w:p>
+    <w:p>
+      <w:pPr>
+        <w:rPr>
+          <w:rFonts w:hint="default"/>
+          <w:lang w:val="en-US" w:eastAsia="zh-CN"/>
+        </w:rPr>
+      </w:pPr>
+    </w:p>
+    <w:p>
+      <w:pPr>
+        <w:rPr>
+          <w:rFonts w:hint="default"/>
+          <w:lang w:val="en-US" w:eastAsia="zh-CN"/>
+        </w:rPr>
+      </w:pPr>
+      <w:r>
+        <w:rPr>
+          <w:rFonts w:hint="default"/>
+          <w:lang w:val="en-US" w:eastAsia="zh-CN"/>
+        </w:rPr>
+        <w:t>怎么做前后端联调</w:t>
+      </w:r>
+    </w:p>
+    <w:p>
+      <w:pPr>
+        <w:rPr>
+          <w:rFonts w:hint="default"/>
+          <w:lang w:val="en-US" w:eastAsia="zh-CN"/>
+        </w:rPr>
+      </w:pPr>
+    </w:p>
+    <w:p>
+      <w:pPr>
+        <w:rPr>
+          <w:rFonts w:hint="default"/>
+          <w:lang w:val="en-US" w:eastAsia="zh-CN"/>
+        </w:rPr>
+      </w:pPr>
+      <w:r>
+        <w:rPr>
+          <w:rFonts w:hint="default"/>
+          <w:lang w:val="en-US" w:eastAsia="zh-CN"/>
+        </w:rPr>
+        <w:t>这对你之后继续做 PianoHub 其它模块非常重要，因为后面的很多模块都可以复用这套思路。</w:t>
+      </w:r>
+    </w:p>
+    <w:p>
+      <w:pPr>
+        <w:rPr>
+          <w:rFonts w:hint="default"/>
+          <w:lang w:val="en-US" w:eastAsia="zh-CN"/>
+        </w:rPr>
+      </w:pPr>
+    </w:p>
+    <w:p>
+      <w:pPr>
+        <w:rPr>
+          <w:rFonts w:hint="default"/>
+          <w:lang w:val="en-US" w:eastAsia="zh-CN"/>
+        </w:rPr>
+      </w:pPr>
+      <w:r>
+        <w:rPr>
+          <w:rFonts w:hint="default"/>
+          <w:lang w:val="en-US" w:eastAsia="zh-CN"/>
+        </w:rPr>
+        <w:t>我建议你现在立刻做的 3 件事</w:t>
+      </w:r>
+    </w:p>
+    <w:p>
+      <w:pPr>
+        <w:rPr>
+          <w:rFonts w:hint="default"/>
+          <w:lang w:val="en-US" w:eastAsia="zh-CN"/>
+        </w:rPr>
+      </w:pPr>
+      <w:r>
+        <w:rPr>
+          <w:rFonts w:hint="default"/>
+          <w:lang w:val="en-US" w:eastAsia="zh-CN"/>
+        </w:rPr>
+        <w:t>1. 先做一个干净的 commit</w:t>
+      </w:r>
+    </w:p>
+    <w:p>
+      <w:pPr>
+        <w:rPr>
+          <w:rFonts w:hint="default"/>
+          <w:lang w:val="en-US" w:eastAsia="zh-CN"/>
+        </w:rPr>
+      </w:pPr>
+    </w:p>
+    <w:p>
+      <w:pPr>
+        <w:rPr>
+          <w:rFonts w:hint="default"/>
+          <w:lang w:val="en-US" w:eastAsia="zh-CN"/>
+        </w:rPr>
+      </w:pPr>
+      <w:r>
+        <w:rPr>
+          <w:rFonts w:hint="default"/>
+          <w:lang w:val="en-US" w:eastAsia="zh-CN"/>
+        </w:rPr>
+        <w:t>我建议你用这个：</w:t>
+      </w:r>
+    </w:p>
+    <w:p>
+      <w:pPr>
+        <w:rPr>
+          <w:rFonts w:hint="default"/>
+          <w:lang w:val="en-US" w:eastAsia="zh-CN"/>
+        </w:rPr>
+      </w:pPr>
+    </w:p>
+    <w:p>
+      <w:pPr>
+        <w:rPr>
+          <w:rFonts w:hint="default"/>
+          <w:lang w:val="en-US" w:eastAsia="zh-CN"/>
+        </w:rPr>
+      </w:pPr>
+      <w:r>
+        <w:rPr>
+          <w:rFonts w:hint="default"/>
+          <w:lang w:val="en-US" w:eastAsia="zh-CN"/>
+        </w:rPr>
+        <w:t>git commit -m "feat(listings): complete listing module mvp"</w:t>
+      </w:r>
+    </w:p>
+    <w:p>
+      <w:pPr>
+        <w:rPr>
+          <w:rFonts w:hint="default"/>
+          <w:lang w:val="en-US" w:eastAsia="zh-CN"/>
+        </w:rPr>
+      </w:pPr>
+    </w:p>
+    <w:p>
+      <w:pPr>
+        <w:rPr>
+          <w:rFonts w:hint="default"/>
+          <w:lang w:val="en-US" w:eastAsia="zh-CN"/>
+        </w:rPr>
+      </w:pPr>
+      <w:r>
+        <w:rPr>
+          <w:rFonts w:hint="default"/>
+          <w:lang w:val="en-US" w:eastAsia="zh-CN"/>
+        </w:rPr>
+        <w:t>这个最适合你当前阶段。</w:t>
+      </w:r>
+    </w:p>
+    <w:p>
+      <w:pPr>
+        <w:rPr>
+          <w:rFonts w:hint="default"/>
+          <w:lang w:val="en-US" w:eastAsia="zh-CN"/>
+        </w:rPr>
+      </w:pPr>
+    </w:p>
+    <w:p>
+      <w:pPr>
+        <w:rPr>
+          <w:rFonts w:hint="default"/>
+          <w:lang w:val="en-US" w:eastAsia="zh-CN"/>
+        </w:rPr>
+      </w:pPr>
+      <w:r>
+        <w:rPr>
+          <w:rFonts w:hint="default"/>
+          <w:lang w:val="en-US" w:eastAsia="zh-CN"/>
+        </w:rPr>
+        <w:t>如果你想更强调前后端全打通，也可以用：</w:t>
+      </w:r>
+    </w:p>
+    <w:p>
+      <w:pPr>
+        <w:rPr>
+          <w:rFonts w:hint="default"/>
+          <w:lang w:val="en-US" w:eastAsia="zh-CN"/>
+        </w:rPr>
+      </w:pPr>
+    </w:p>
+    <w:p>
+      <w:pPr>
+        <w:rPr>
+          <w:rFonts w:hint="default"/>
+          <w:lang w:val="en-US" w:eastAsia="zh-CN"/>
+        </w:rPr>
+      </w:pPr>
+      <w:r>
+        <w:rPr>
+          <w:rFonts w:hint="default"/>
+          <w:lang w:val="en-US" w:eastAsia="zh-CN"/>
+        </w:rPr>
+        <w:t>git commit -m "feat(listings): complete listing full-stack mvp flow"</w:t>
+      </w:r>
+    </w:p>
+    <w:p>
+      <w:pPr>
+        <w:rPr>
+          <w:rFonts w:hint="default"/>
+          <w:lang w:val="en-US" w:eastAsia="zh-CN"/>
+        </w:rPr>
+      </w:pPr>
+    </w:p>
+    <w:p>
+      <w:pPr>
+        <w:rPr>
+          <w:rFonts w:hint="default"/>
+          <w:lang w:val="en-US" w:eastAsia="zh-CN"/>
+        </w:rPr>
+      </w:pPr>
+      <w:r>
+        <w:rPr>
+          <w:rFonts w:hint="default"/>
+          <w:lang w:val="en-US" w:eastAsia="zh-CN"/>
+        </w:rPr>
+        <w:t>我个人更推荐第一个，简洁、清楚。</w:t>
+      </w:r>
+    </w:p>
+    <w:p>
+      <w:pPr>
+        <w:rPr>
+          <w:rFonts w:hint="default"/>
+          <w:lang w:val="en-US" w:eastAsia="zh-CN"/>
+        </w:rPr>
+      </w:pPr>
+    </w:p>
+    <w:p>
+      <w:pPr>
+        <w:rPr>
+          <w:rFonts w:hint="default"/>
+          <w:lang w:val="en-US" w:eastAsia="zh-CN"/>
+        </w:rPr>
+      </w:pPr>
+      <w:r>
+        <w:rPr>
+          <w:rFonts w:hint="default"/>
+          <w:lang w:val="en-US" w:eastAsia="zh-CN"/>
+        </w:rPr>
+        <w:t>2. 给这个阶段做一个简短开发记录</w:t>
+      </w:r>
+    </w:p>
+    <w:p>
+      <w:pPr>
+        <w:rPr>
+          <w:rFonts w:hint="default"/>
+          <w:lang w:val="en-US" w:eastAsia="zh-CN"/>
+        </w:rPr>
+      </w:pPr>
+    </w:p>
+    <w:p>
+      <w:pPr>
+        <w:rPr>
+          <w:rFonts w:hint="default"/>
+          <w:lang w:val="en-US" w:eastAsia="zh-CN"/>
+        </w:rPr>
+      </w:pPr>
+      <w:r>
+        <w:rPr>
+          <w:rFonts w:hint="default"/>
+          <w:lang w:val="en-US" w:eastAsia="zh-CN"/>
+        </w:rPr>
+        <w:t>你以后不管是写简历、作品集、还是回头继续开发，都很有用。</w:t>
+      </w:r>
+    </w:p>
+    <w:p>
+      <w:pPr>
+        <w:rPr>
+          <w:rFonts w:hint="default"/>
+          <w:lang w:val="en-US" w:eastAsia="zh-CN"/>
+        </w:rPr>
+      </w:pPr>
+    </w:p>
+    <w:p>
+      <w:pPr>
+        <w:rPr>
+          <w:rFonts w:hint="default"/>
+          <w:lang w:val="en-US" w:eastAsia="zh-CN"/>
+        </w:rPr>
+      </w:pPr>
+      <w:r>
+        <w:rPr>
+          <w:rFonts w:hint="default"/>
+          <w:lang w:val="en-US" w:eastAsia="zh-CN"/>
+        </w:rPr>
+        <w:t>你可以简单记：</w:t>
+      </w:r>
+    </w:p>
+    <w:p>
+      <w:pPr>
+        <w:rPr>
+          <w:rFonts w:hint="default"/>
+          <w:lang w:val="en-US" w:eastAsia="zh-CN"/>
+        </w:rPr>
+      </w:pPr>
+    </w:p>
+    <w:p>
+      <w:pPr>
+        <w:rPr>
+          <w:rFonts w:hint="default"/>
+          <w:lang w:val="en-US" w:eastAsia="zh-CN"/>
+        </w:rPr>
+      </w:pPr>
+      <w:r>
+        <w:rPr>
+          <w:rFonts w:hint="default"/>
+          <w:lang w:val="en-US" w:eastAsia="zh-CN"/>
+        </w:rPr>
+        <w:t>## Listing Module MVP Completed</w:t>
+      </w:r>
+    </w:p>
+    <w:p>
+      <w:pPr>
+        <w:rPr>
+          <w:rFonts w:hint="default"/>
+          <w:lang w:val="en-US" w:eastAsia="zh-CN"/>
+        </w:rPr>
+      </w:pPr>
+    </w:p>
+    <w:p>
+      <w:pPr>
+        <w:rPr>
+          <w:rFonts w:hint="default"/>
+          <w:lang w:val="en-US" w:eastAsia="zh-CN"/>
+        </w:rPr>
+      </w:pPr>
+      <w:r>
+        <w:rPr>
+          <w:rFonts w:hint="default"/>
+          <w:lang w:val="en-US" w:eastAsia="zh-CN"/>
+        </w:rPr>
+        <w:t>Implemented full-stack listing CRUD for PianoHub:</w:t>
+      </w:r>
+    </w:p>
+    <w:p>
+      <w:pPr>
+        <w:rPr>
+          <w:rFonts w:hint="default"/>
+          <w:lang w:val="en-US" w:eastAsia="zh-CN"/>
+        </w:rPr>
+      </w:pPr>
+    </w:p>
+    <w:p>
+      <w:pPr>
+        <w:rPr>
+          <w:rFonts w:hint="default"/>
+          <w:lang w:val="en-US" w:eastAsia="zh-CN"/>
+        </w:rPr>
+      </w:pPr>
+      <w:r>
+        <w:rPr>
+          <w:rFonts w:hint="default"/>
+          <w:lang w:val="en-US" w:eastAsia="zh-CN"/>
+        </w:rPr>
+        <w:t>- Public listing browse and detail pages</w:t>
+      </w:r>
+    </w:p>
+    <w:p>
+      <w:pPr>
+        <w:rPr>
+          <w:rFonts w:hint="default"/>
+          <w:lang w:val="en-US" w:eastAsia="zh-CN"/>
+        </w:rPr>
+      </w:pPr>
+      <w:r>
+        <w:rPr>
+          <w:rFonts w:hint="default"/>
+          <w:lang w:val="en-US" w:eastAsia="zh-CN"/>
+        </w:rPr>
+        <w:t>- Authenticated listing creation</w:t>
+      </w:r>
+    </w:p>
+    <w:p>
+      <w:pPr>
+        <w:rPr>
+          <w:rFonts w:hint="default"/>
+          <w:lang w:val="en-US" w:eastAsia="zh-CN"/>
+        </w:rPr>
+      </w:pPr>
+      <w:r>
+        <w:rPr>
+          <w:rFonts w:hint="default"/>
+          <w:lang w:val="en-US" w:eastAsia="zh-CN"/>
+        </w:rPr>
+        <w:t>- My listings management page</w:t>
+      </w:r>
+    </w:p>
+    <w:p>
+      <w:pPr>
+        <w:rPr>
+          <w:rFonts w:hint="default"/>
+          <w:lang w:val="en-US" w:eastAsia="zh-CN"/>
+        </w:rPr>
+      </w:pPr>
+      <w:r>
+        <w:rPr>
+          <w:rFonts w:hint="default"/>
+          <w:lang w:val="en-US" w:eastAsia="zh-CN"/>
+        </w:rPr>
+        <w:t>- Owner-only edit and delete</w:t>
+      </w:r>
+    </w:p>
+    <w:p>
+      <w:pPr>
+        <w:rPr>
+          <w:rFonts w:hint="default"/>
+          <w:lang w:val="en-US" w:eastAsia="zh-CN"/>
+        </w:rPr>
+      </w:pPr>
+      <w:r>
+        <w:rPr>
+          <w:rFonts w:hint="default"/>
+          <w:lang w:val="en-US" w:eastAsia="zh-CN"/>
+        </w:rPr>
+        <w:t>- JWT-based protected routes and APIs</w:t>
+      </w:r>
+    </w:p>
+    <w:p>
+      <w:pPr>
+        <w:rPr>
+          <w:rFonts w:hint="default"/>
+          <w:lang w:val="en-US" w:eastAsia="zh-CN"/>
+        </w:rPr>
+      </w:pPr>
+      <w:r>
+        <w:rPr>
+          <w:rFonts w:hint="default"/>
+          <w:lang w:val="en-US" w:eastAsia="zh-CN"/>
+        </w:rPr>
+        <w:t>- Backend ownership enforcement (403)</w:t>
+      </w:r>
+    </w:p>
+    <w:p>
+      <w:pPr>
+        <w:rPr>
+          <w:rFonts w:hint="default"/>
+          <w:lang w:val="en-US" w:eastAsia="zh-CN"/>
+        </w:rPr>
+      </w:pPr>
+      <w:r>
+        <w:rPr>
+          <w:rFonts w:hint="default"/>
+          <w:lang w:val="en-US" w:eastAsia="zh-CN"/>
+        </w:rPr>
+        <w:t>- Frontend conditional UI based on owner status</w:t>
+      </w:r>
+    </w:p>
+    <w:p>
+      <w:pPr>
+        <w:rPr>
+          <w:rFonts w:hint="default"/>
+          <w:lang w:val="en-US" w:eastAsia="zh-CN"/>
+        </w:rPr>
+      </w:pPr>
+      <w:r>
+        <w:rPr>
+          <w:rFonts w:hint="default"/>
+          <w:lang w:val="en-US" w:eastAsia="zh-CN"/>
+        </w:rPr>
+        <w:t>- End-to-end tested successfully</w:t>
+      </w:r>
+    </w:p>
+    <w:p>
+      <w:pPr>
+        <w:rPr>
+          <w:rFonts w:hint="default"/>
+          <w:lang w:val="en-US" w:eastAsia="zh-CN"/>
+        </w:rPr>
+      </w:pPr>
+    </w:p>
+    <w:p>
+      <w:pPr>
+        <w:rPr>
+          <w:rFonts w:hint="default"/>
+          <w:lang w:val="en-US" w:eastAsia="zh-CN"/>
+        </w:rPr>
+      </w:pPr>
+      <w:r>
+        <w:rPr>
+          <w:rFonts w:hint="default"/>
+          <w:lang w:val="en-US" w:eastAsia="zh-CN"/>
+        </w:rPr>
+        <w:t>这个以后很容易变成你的项目描述素材。</w:t>
+      </w:r>
+    </w:p>
+    <w:p>
+      <w:pPr>
+        <w:rPr>
+          <w:rFonts w:hint="default"/>
+          <w:lang w:val="en-US" w:eastAsia="zh-CN"/>
+        </w:rPr>
+      </w:pPr>
+    </w:p>
+    <w:p>
+      <w:pPr>
+        <w:rPr>
+          <w:rFonts w:hint="default"/>
+          <w:lang w:val="en-US" w:eastAsia="zh-CN"/>
+        </w:rPr>
+      </w:pPr>
+      <w:r>
+        <w:rPr>
+          <w:rFonts w:hint="default"/>
+          <w:lang w:val="en-US" w:eastAsia="zh-CN"/>
+        </w:rPr>
+        <w:t>3. 进入下一模块前，先做一次“技术债记录”</w:t>
+      </w:r>
+    </w:p>
+    <w:p>
+      <w:pPr>
+        <w:rPr>
+          <w:rFonts w:hint="default"/>
+          <w:lang w:val="en-US" w:eastAsia="zh-CN"/>
+        </w:rPr>
+      </w:pPr>
+    </w:p>
+    <w:p>
+      <w:pPr>
+        <w:rPr>
+          <w:rFonts w:hint="default"/>
+          <w:lang w:val="en-US" w:eastAsia="zh-CN"/>
+        </w:rPr>
+      </w:pPr>
+      <w:r>
+        <w:rPr>
+          <w:rFonts w:hint="default"/>
+          <w:lang w:val="en-US" w:eastAsia="zh-CN"/>
+        </w:rPr>
+        <w:t>因为你前面其实已经发现了一些不是 bug、但值得后续优化的点。</w:t>
+      </w:r>
+    </w:p>
+    <w:p>
+      <w:pPr>
+        <w:rPr>
+          <w:rFonts w:hint="default"/>
+          <w:lang w:val="en-US" w:eastAsia="zh-CN"/>
+        </w:rPr>
+      </w:pPr>
+    </w:p>
+    <w:p>
+      <w:pPr>
+        <w:rPr>
+          <w:rFonts w:hint="default"/>
+          <w:lang w:val="en-US" w:eastAsia="zh-CN"/>
+        </w:rPr>
+      </w:pPr>
+      <w:r>
+        <w:rPr>
+          <w:rFonts w:hint="default"/>
+          <w:lang w:val="en-US" w:eastAsia="zh-CN"/>
+        </w:rPr>
+        <w:t>比如你可以记成 TODO：</w:t>
+      </w:r>
+    </w:p>
+    <w:p>
+      <w:pPr>
+        <w:rPr>
+          <w:rFonts w:hint="default"/>
+          <w:lang w:val="en-US" w:eastAsia="zh-CN"/>
+        </w:rPr>
+      </w:pPr>
+    </w:p>
+    <w:p>
+      <w:pPr>
+        <w:rPr>
+          <w:rFonts w:hint="default"/>
+          <w:lang w:val="en-US" w:eastAsia="zh-CN"/>
+        </w:rPr>
+      </w:pPr>
+      <w:r>
+        <w:rPr>
+          <w:rFonts w:hint="default"/>
+          <w:lang w:val="en-US" w:eastAsia="zh-CN"/>
+        </w:rPr>
+        <w:t>统一前端 axios client，避免 auth.ts / listings.ts 重复</w:t>
+      </w:r>
+    </w:p>
+    <w:p>
+      <w:pPr>
+        <w:rPr>
+          <w:rFonts w:hint="default"/>
+          <w:lang w:val="en-US" w:eastAsia="zh-CN"/>
+        </w:rPr>
+      </w:pPr>
+    </w:p>
+    <w:p>
+      <w:pPr>
+        <w:rPr>
+          <w:rFonts w:hint="default"/>
+          <w:lang w:val="en-US" w:eastAsia="zh-CN"/>
+        </w:rPr>
+      </w:pPr>
+      <w:r>
+        <w:rPr>
+          <w:rFonts w:hint="default"/>
+          <w:lang w:val="en-US" w:eastAsia="zh-CN"/>
+        </w:rPr>
+        <w:t>condition 显示文案统一映射</w:t>
+      </w:r>
+    </w:p>
+    <w:p>
+      <w:pPr>
+        <w:rPr>
+          <w:rFonts w:hint="default"/>
+          <w:lang w:val="en-US" w:eastAsia="zh-CN"/>
+        </w:rPr>
+      </w:pPr>
+    </w:p>
+    <w:p>
+      <w:pPr>
+        <w:rPr>
+          <w:rFonts w:hint="default"/>
+          <w:lang w:val="en-US" w:eastAsia="zh-CN"/>
+        </w:rPr>
+      </w:pPr>
+      <w:r>
+        <w:rPr>
+          <w:rFonts w:hint="default"/>
+          <w:lang w:val="en-US" w:eastAsia="zh-CN"/>
+        </w:rPr>
+        <w:t>Edit 页清空 brand/location 的语义再完善</w:t>
+      </w:r>
+    </w:p>
+    <w:p>
+      <w:pPr>
+        <w:rPr>
+          <w:rFonts w:hint="default"/>
+          <w:lang w:val="en-US" w:eastAsia="zh-CN"/>
+        </w:rPr>
+      </w:pPr>
+    </w:p>
+    <w:p>
+      <w:pPr>
+        <w:rPr>
+          <w:rFonts w:hint="default"/>
+          <w:lang w:val="en-US" w:eastAsia="zh-CN"/>
+        </w:rPr>
+      </w:pPr>
+      <w:r>
+        <w:rPr>
+          <w:rFonts w:hint="default"/>
+          <w:lang w:val="en-US" w:eastAsia="zh-CN"/>
+        </w:rPr>
+        <w:t>增加更细的错误提示</w:t>
+      </w:r>
+    </w:p>
+    <w:p>
+      <w:pPr>
+        <w:rPr>
+          <w:rFonts w:hint="default"/>
+          <w:lang w:val="en-US" w:eastAsia="zh-CN"/>
+        </w:rPr>
+      </w:pPr>
+    </w:p>
+    <w:p>
+      <w:pPr>
+        <w:rPr>
+          <w:rFonts w:hint="default"/>
+          <w:lang w:val="en-US" w:eastAsia="zh-CN"/>
+        </w:rPr>
+      </w:pPr>
+      <w:r>
+        <w:rPr>
+          <w:rFonts w:hint="default"/>
+          <w:lang w:val="en-US" w:eastAsia="zh-CN"/>
+        </w:rPr>
+        <w:t>增加前端 404 页面</w:t>
+      </w:r>
+    </w:p>
+    <w:p>
+      <w:pPr>
+        <w:rPr>
+          <w:rFonts w:hint="default"/>
+          <w:lang w:val="en-US" w:eastAsia="zh-CN"/>
+        </w:rPr>
+      </w:pPr>
+    </w:p>
+    <w:p>
+      <w:pPr>
+        <w:rPr>
+          <w:rFonts w:hint="default"/>
+          <w:lang w:val="en-US" w:eastAsia="zh-CN"/>
+        </w:rPr>
+      </w:pPr>
+      <w:r>
+        <w:rPr>
+          <w:rFonts w:hint="default"/>
+          <w:lang w:val="en-US" w:eastAsia="zh-CN"/>
+        </w:rPr>
+        <w:t>后续考虑图片上传、搜索、分页</w:t>
+      </w:r>
+    </w:p>
+    <w:p>
+      <w:pPr>
+        <w:rPr>
+          <w:rFonts w:hint="default"/>
+          <w:lang w:val="en-US" w:eastAsia="zh-CN"/>
+        </w:rPr>
+      </w:pPr>
+    </w:p>
+    <w:p>
+      <w:pPr>
+        <w:rPr>
+          <w:rFonts w:hint="default"/>
+          <w:lang w:val="en-US" w:eastAsia="zh-CN"/>
+        </w:rPr>
+      </w:pPr>
+      <w:r>
+        <w:rPr>
+          <w:rFonts w:hint="default"/>
+          <w:lang w:val="en-US" w:eastAsia="zh-CN"/>
+        </w:rPr>
+        <w:t>这样你下一次回来不会忘。</w:t>
+      </w:r>
+    </w:p>
+    <w:p>
+      <w:pPr>
+        <w:rPr>
+          <w:rFonts w:hint="default"/>
+          <w:lang w:val="en-US" w:eastAsia="zh-CN"/>
+        </w:rPr>
+      </w:pPr>
+    </w:p>
+    <w:p>
+      <w:pPr>
+        <w:rPr>
+          <w:rFonts w:hint="default"/>
+          <w:lang w:val="en-US" w:eastAsia="zh-CN"/>
+        </w:rPr>
+      </w:pPr>
+      <w:r>
+        <w:rPr>
+          <w:rFonts w:hint="default"/>
+          <w:lang w:val="en-US" w:eastAsia="zh-CN"/>
+        </w:rPr>
+        <w:t>我建议你接下来最适合做什么</w:t>
+      </w:r>
+    </w:p>
+    <w:p>
+      <w:pPr>
+        <w:rPr>
+          <w:rFonts w:hint="default"/>
+          <w:lang w:val="en-US" w:eastAsia="zh-CN"/>
+        </w:rPr>
+      </w:pPr>
+    </w:p>
+    <w:p>
+      <w:pPr>
+        <w:rPr>
+          <w:rFonts w:hint="default"/>
+          <w:lang w:val="en-US" w:eastAsia="zh-CN"/>
+        </w:rPr>
+      </w:pPr>
+      <w:r>
+        <w:rPr>
+          <w:rFonts w:hint="default"/>
+          <w:lang w:val="en-US" w:eastAsia="zh-CN"/>
+        </w:rPr>
+        <w:t>从产品推进顺序来说，我会推荐你优先做下面其中一个：</w:t>
+      </w:r>
+    </w:p>
+    <w:p>
+      <w:pPr>
+        <w:rPr>
+          <w:rFonts w:hint="default"/>
+          <w:lang w:val="en-US" w:eastAsia="zh-CN"/>
+        </w:rPr>
+      </w:pPr>
+    </w:p>
+    <w:p>
+      <w:pPr>
+        <w:rPr>
+          <w:rFonts w:hint="default"/>
+          <w:lang w:val="en-US" w:eastAsia="zh-CN"/>
+        </w:rPr>
+      </w:pPr>
+      <w:r>
+        <w:rPr>
+          <w:rFonts w:hint="default"/>
+          <w:lang w:val="en-US" w:eastAsia="zh-CN"/>
+        </w:rPr>
+        <w:t>方向 A：继续完善 Listing 模块</w:t>
+      </w:r>
+    </w:p>
+    <w:p>
+      <w:pPr>
+        <w:rPr>
+          <w:rFonts w:hint="default"/>
+          <w:lang w:val="en-US" w:eastAsia="zh-CN"/>
+        </w:rPr>
+      </w:pPr>
+    </w:p>
+    <w:p>
+      <w:pPr>
+        <w:rPr>
+          <w:rFonts w:hint="default"/>
+          <w:lang w:val="en-US" w:eastAsia="zh-CN"/>
+        </w:rPr>
+      </w:pPr>
+      <w:r>
+        <w:rPr>
+          <w:rFonts w:hint="default"/>
+          <w:lang w:val="en-US" w:eastAsia="zh-CN"/>
+        </w:rPr>
+        <w:t>适合想把当前模块打磨得更像成品</w:t>
+      </w:r>
+    </w:p>
+    <w:p>
+      <w:pPr>
+        <w:rPr>
+          <w:rFonts w:hint="default"/>
+          <w:lang w:val="en-US" w:eastAsia="zh-CN"/>
+        </w:rPr>
+      </w:pPr>
+    </w:p>
+    <w:p>
+      <w:pPr>
+        <w:rPr>
+          <w:rFonts w:hint="default"/>
+          <w:lang w:val="en-US" w:eastAsia="zh-CN"/>
+        </w:rPr>
+      </w:pPr>
+      <w:r>
+        <w:rPr>
+          <w:rFonts w:hint="default"/>
+          <w:lang w:val="en-US" w:eastAsia="zh-CN"/>
+        </w:rPr>
+        <w:t>下一步可以做：</w:t>
+      </w:r>
+    </w:p>
+    <w:p>
+      <w:pPr>
+        <w:rPr>
+          <w:rFonts w:hint="default"/>
+          <w:lang w:val="en-US" w:eastAsia="zh-CN"/>
+        </w:rPr>
+      </w:pPr>
+    </w:p>
+    <w:p>
+      <w:pPr>
+        <w:rPr>
+          <w:rFonts w:hint="default"/>
+          <w:lang w:val="en-US" w:eastAsia="zh-CN"/>
+        </w:rPr>
+      </w:pPr>
+      <w:r>
+        <w:rPr>
+          <w:rFonts w:hint="default"/>
+          <w:lang w:val="en-US" w:eastAsia="zh-CN"/>
+        </w:rPr>
+        <w:t>图片上传</w:t>
+      </w:r>
+    </w:p>
+    <w:p>
+      <w:pPr>
+        <w:rPr>
+          <w:rFonts w:hint="default"/>
+          <w:lang w:val="en-US" w:eastAsia="zh-CN"/>
+        </w:rPr>
+      </w:pPr>
+    </w:p>
+    <w:p>
+      <w:pPr>
+        <w:rPr>
+          <w:rFonts w:hint="default"/>
+          <w:lang w:val="en-US" w:eastAsia="zh-CN"/>
+        </w:rPr>
+      </w:pPr>
+      <w:r>
+        <w:rPr>
+          <w:rFonts w:hint="default"/>
+          <w:lang w:val="en-US" w:eastAsia="zh-CN"/>
+        </w:rPr>
+        <w:t>搜索 / 筛选</w:t>
+      </w:r>
+    </w:p>
+    <w:p>
+      <w:pPr>
+        <w:rPr>
+          <w:rFonts w:hint="default"/>
+          <w:lang w:val="en-US" w:eastAsia="zh-CN"/>
+        </w:rPr>
+      </w:pPr>
+    </w:p>
+    <w:p>
+      <w:pPr>
+        <w:rPr>
+          <w:rFonts w:hint="default"/>
+          <w:lang w:val="en-US" w:eastAsia="zh-CN"/>
+        </w:rPr>
+      </w:pPr>
+      <w:r>
+        <w:rPr>
+          <w:rFonts w:hint="default"/>
+          <w:lang w:val="en-US" w:eastAsia="zh-CN"/>
+        </w:rPr>
+        <w:t>分页</w:t>
+      </w:r>
+    </w:p>
+    <w:p>
+      <w:pPr>
+        <w:rPr>
+          <w:rFonts w:hint="default"/>
+          <w:lang w:val="en-US" w:eastAsia="zh-CN"/>
+        </w:rPr>
+      </w:pPr>
+    </w:p>
+    <w:p>
+      <w:pPr>
+        <w:rPr>
+          <w:rFonts w:hint="default"/>
+          <w:lang w:val="en-US" w:eastAsia="zh-CN"/>
+        </w:rPr>
+      </w:pPr>
+      <w:r>
+        <w:rPr>
+          <w:rFonts w:hint="default"/>
+          <w:lang w:val="en-US" w:eastAsia="zh-CN"/>
+        </w:rPr>
+        <w:t>更友好的表单验证</w:t>
+      </w:r>
+    </w:p>
+    <w:p>
+      <w:pPr>
+        <w:rPr>
+          <w:rFonts w:hint="default"/>
+          <w:lang w:val="en-US" w:eastAsia="zh-CN"/>
+        </w:rPr>
+      </w:pPr>
+    </w:p>
+    <w:p>
+      <w:pPr>
+        <w:rPr>
+          <w:rFonts w:hint="default"/>
+          <w:lang w:val="en-US" w:eastAsia="zh-CN"/>
+        </w:rPr>
+      </w:pPr>
+      <w:r>
+        <w:rPr>
+          <w:rFonts w:hint="default"/>
+          <w:lang w:val="en-US" w:eastAsia="zh-CN"/>
+        </w:rPr>
+        <w:t>toast 提示</w:t>
+      </w:r>
+    </w:p>
+    <w:p>
+      <w:pPr>
+        <w:rPr>
+          <w:rFonts w:hint="default"/>
+          <w:lang w:val="en-US" w:eastAsia="zh-CN"/>
+        </w:rPr>
+      </w:pPr>
+    </w:p>
+    <w:p>
+      <w:pPr>
+        <w:rPr>
+          <w:rFonts w:hint="default"/>
+          <w:lang w:val="en-US" w:eastAsia="zh-CN"/>
+        </w:rPr>
+      </w:pPr>
+      <w:r>
+        <w:rPr>
+          <w:rFonts w:hint="default"/>
+          <w:lang w:val="en-US" w:eastAsia="zh-CN"/>
+        </w:rPr>
+        <w:t>删除/编辑更细的交互反馈</w:t>
+      </w:r>
+    </w:p>
+    <w:p>
+      <w:pPr>
+        <w:rPr>
+          <w:rFonts w:hint="default"/>
+          <w:lang w:val="en-US" w:eastAsia="zh-CN"/>
+        </w:rPr>
+      </w:pPr>
+    </w:p>
+    <w:p>
+      <w:pPr>
+        <w:rPr>
+          <w:rFonts w:hint="default"/>
+          <w:lang w:val="en-US" w:eastAsia="zh-CN"/>
+        </w:rPr>
+      </w:pPr>
+      <w:r>
+        <w:rPr>
+          <w:rFonts w:hint="default"/>
+          <w:lang w:val="en-US" w:eastAsia="zh-CN"/>
+        </w:rPr>
+        <w:t>方向 B：进入第二个业务模块</w:t>
+      </w:r>
+    </w:p>
+    <w:p>
+      <w:pPr>
+        <w:rPr>
+          <w:rFonts w:hint="default"/>
+          <w:lang w:val="en-US" w:eastAsia="zh-CN"/>
+        </w:rPr>
+      </w:pPr>
+    </w:p>
+    <w:p>
+      <w:pPr>
+        <w:rPr>
+          <w:rFonts w:hint="default"/>
+          <w:lang w:val="en-US" w:eastAsia="zh-CN"/>
+        </w:rPr>
+      </w:pPr>
+      <w:r>
+        <w:rPr>
+          <w:rFonts w:hint="default"/>
+          <w:lang w:val="en-US" w:eastAsia="zh-CN"/>
+        </w:rPr>
+        <w:t>适合想快速扩展 PianoHub 的平台价值</w:t>
+      </w:r>
+    </w:p>
+    <w:p>
+      <w:pPr>
+        <w:rPr>
+          <w:rFonts w:hint="default"/>
+          <w:lang w:val="en-US" w:eastAsia="zh-CN"/>
+        </w:rPr>
+      </w:pPr>
+    </w:p>
+    <w:p>
+      <w:pPr>
+        <w:rPr>
+          <w:rFonts w:hint="default"/>
+          <w:lang w:val="en-US" w:eastAsia="zh-CN"/>
+        </w:rPr>
+      </w:pPr>
+      <w:r>
+        <w:rPr>
+          <w:rFonts w:hint="default"/>
+          <w:lang w:val="en-US" w:eastAsia="zh-CN"/>
+        </w:rPr>
+        <w:t>我会更推荐你下一个做：</w:t>
+      </w:r>
+    </w:p>
+    <w:p>
+      <w:pPr>
+        <w:rPr>
+          <w:rFonts w:hint="default"/>
+          <w:lang w:val="en-US" w:eastAsia="zh-CN"/>
+        </w:rPr>
+      </w:pPr>
+    </w:p>
+    <w:p>
+      <w:pPr>
+        <w:rPr>
+          <w:rFonts w:hint="default"/>
+          <w:lang w:val="en-US" w:eastAsia="zh-CN"/>
+        </w:rPr>
+      </w:pPr>
+      <w:r>
+        <w:rPr>
+          <w:rFonts w:hint="default"/>
+          <w:lang w:val="en-US" w:eastAsia="zh-CN"/>
+        </w:rPr>
+        <w:t>Service Booking / Appointment 模块</w:t>
+      </w:r>
+    </w:p>
+    <w:p>
+      <w:pPr>
+        <w:rPr>
+          <w:rFonts w:hint="default"/>
+          <w:lang w:val="en-US" w:eastAsia="zh-CN"/>
+        </w:rPr>
+      </w:pPr>
+    </w:p>
+    <w:p>
+      <w:pPr>
+        <w:rPr>
+          <w:rFonts w:hint="default"/>
+          <w:lang w:val="en-US" w:eastAsia="zh-CN"/>
+        </w:rPr>
+      </w:pPr>
+      <w:r>
+        <w:rPr>
+          <w:rFonts w:hint="default"/>
+          <w:lang w:val="en-US" w:eastAsia="zh-CN"/>
+        </w:rPr>
+        <w:t>因为 PianoHub 的定位本来就是：</w:t>
+      </w:r>
+    </w:p>
+    <w:p>
+      <w:pPr>
+        <w:rPr>
+          <w:rFonts w:hint="default"/>
+          <w:lang w:val="en-US" w:eastAsia="zh-CN"/>
+        </w:rPr>
+      </w:pPr>
+    </w:p>
+    <w:p>
+      <w:pPr>
+        <w:rPr>
+          <w:rFonts w:hint="default"/>
+          <w:lang w:val="en-US" w:eastAsia="zh-CN"/>
+        </w:rPr>
+      </w:pPr>
+      <w:r>
+        <w:rPr>
+          <w:rFonts w:hint="default"/>
+          <w:lang w:val="en-US" w:eastAsia="zh-CN"/>
+        </w:rPr>
+        <w:t>钢琴交易</w:t>
+      </w:r>
+    </w:p>
+    <w:p>
+      <w:pPr>
+        <w:rPr>
+          <w:rFonts w:hint="default"/>
+          <w:lang w:val="en-US" w:eastAsia="zh-CN"/>
+        </w:rPr>
+      </w:pPr>
+    </w:p>
+    <w:p>
+      <w:pPr>
+        <w:rPr>
+          <w:rFonts w:hint="default"/>
+          <w:lang w:val="en-US" w:eastAsia="zh-CN"/>
+        </w:rPr>
+      </w:pPr>
+      <w:r>
+        <w:rPr>
+          <w:rFonts w:hint="default"/>
+          <w:lang w:val="en-US" w:eastAsia="zh-CN"/>
+        </w:rPr>
+        <w:t>钢琴相关服务预约</w:t>
+      </w:r>
+    </w:p>
+    <w:p>
+      <w:pPr>
+        <w:rPr>
+          <w:rFonts w:hint="default"/>
+          <w:lang w:val="en-US" w:eastAsia="zh-CN"/>
+        </w:rPr>
+      </w:pPr>
+    </w:p>
+    <w:p>
+      <w:pPr>
+        <w:rPr>
+          <w:rFonts w:hint="default"/>
+          <w:lang w:val="en-US" w:eastAsia="zh-CN"/>
+        </w:rPr>
+      </w:pPr>
+      <w:r>
+        <w:rPr>
+          <w:rFonts w:hint="default"/>
+          <w:lang w:val="en-US" w:eastAsia="zh-CN"/>
+        </w:rPr>
+        <w:t>那 Listing 做完后，最自然的第二模块就是“服务预约”。</w:t>
+      </w:r>
+    </w:p>
+    <w:p>
+      <w:pPr>
+        <w:rPr>
+          <w:rFonts w:hint="default"/>
+          <w:lang w:val="en-US" w:eastAsia="zh-CN"/>
+        </w:rPr>
+      </w:pPr>
+    </w:p>
+    <w:p>
+      <w:pPr>
+        <w:rPr>
+          <w:rFonts w:hint="default"/>
+          <w:lang w:val="en-US" w:eastAsia="zh-CN"/>
+        </w:rPr>
+      </w:pPr>
+      <w:r>
+        <w:rPr>
+          <w:rFonts w:hint="default"/>
+          <w:lang w:val="en-US" w:eastAsia="zh-CN"/>
+        </w:rPr>
+        <w:t>比如可以做：</w:t>
+      </w:r>
+    </w:p>
+    <w:p>
+      <w:pPr>
+        <w:rPr>
+          <w:rFonts w:hint="default"/>
+          <w:lang w:val="en-US" w:eastAsia="zh-CN"/>
+        </w:rPr>
+      </w:pPr>
+    </w:p>
+    <w:p>
+      <w:pPr>
+        <w:rPr>
+          <w:rFonts w:hint="default"/>
+          <w:lang w:val="en-US" w:eastAsia="zh-CN"/>
+        </w:rPr>
+      </w:pPr>
+      <w:r>
+        <w:rPr>
+          <w:rFonts w:hint="default"/>
+          <w:lang w:val="en-US" w:eastAsia="zh-CN"/>
+        </w:rPr>
+        <w:t>服务发布（调音 / 搬运 / 维修 / 陪练）</w:t>
+      </w:r>
+    </w:p>
+    <w:p>
+      <w:pPr>
+        <w:rPr>
+          <w:rFonts w:hint="default"/>
+          <w:lang w:val="en-US" w:eastAsia="zh-CN"/>
+        </w:rPr>
+      </w:pPr>
+    </w:p>
+    <w:p>
+      <w:pPr>
+        <w:rPr>
+          <w:rFonts w:hint="default"/>
+          <w:lang w:val="en-US" w:eastAsia="zh-CN"/>
+        </w:rPr>
+      </w:pPr>
+      <w:r>
+        <w:rPr>
+          <w:rFonts w:hint="default"/>
+          <w:lang w:val="en-US" w:eastAsia="zh-CN"/>
+        </w:rPr>
+        <w:t>服务详情</w:t>
+      </w:r>
+    </w:p>
+    <w:p>
+      <w:pPr>
+        <w:rPr>
+          <w:rFonts w:hint="default"/>
+          <w:lang w:val="en-US" w:eastAsia="zh-CN"/>
+        </w:rPr>
+      </w:pPr>
+    </w:p>
+    <w:p>
+      <w:pPr>
+        <w:rPr>
+          <w:rFonts w:hint="default"/>
+          <w:lang w:val="en-US" w:eastAsia="zh-CN"/>
+        </w:rPr>
+      </w:pPr>
+      <w:r>
+        <w:rPr>
+          <w:rFonts w:hint="default"/>
+          <w:lang w:val="en-US" w:eastAsia="zh-CN"/>
+        </w:rPr>
+        <w:t>用户预约</w:t>
+      </w:r>
+    </w:p>
+    <w:p>
+      <w:pPr>
+        <w:rPr>
+          <w:rFonts w:hint="default"/>
+          <w:lang w:val="en-US" w:eastAsia="zh-CN"/>
+        </w:rPr>
+      </w:pPr>
+    </w:p>
+    <w:p>
+      <w:pPr>
+        <w:rPr>
+          <w:rFonts w:hint="default"/>
+          <w:lang w:val="en-US" w:eastAsia="zh-CN"/>
+        </w:rPr>
+      </w:pPr>
+      <w:r>
+        <w:rPr>
+          <w:rFonts w:hint="default"/>
+          <w:lang w:val="en-US" w:eastAsia="zh-CN"/>
+        </w:rPr>
+        <w:t>我的预约</w:t>
+      </w:r>
+    </w:p>
+    <w:p>
+      <w:pPr>
+        <w:rPr>
+          <w:rFonts w:hint="default"/>
+          <w:lang w:val="en-US" w:eastAsia="zh-CN"/>
+        </w:rPr>
+      </w:pPr>
+    </w:p>
+    <w:p>
+      <w:pPr>
+        <w:rPr>
+          <w:rFonts w:hint="default"/>
+          <w:lang w:val="en-US" w:eastAsia="zh-CN"/>
+        </w:rPr>
+      </w:pPr>
+      <w:r>
+        <w:rPr>
+          <w:rFonts w:hint="default"/>
+          <w:lang w:val="en-US" w:eastAsia="zh-CN"/>
+        </w:rPr>
+        <w:t>服务提供者查看预约请求</w:t>
+      </w:r>
+    </w:p>
+    <w:p>
+      <w:pPr>
+        <w:rPr>
+          <w:rFonts w:hint="default"/>
+          <w:lang w:val="en-US" w:eastAsia="zh-CN"/>
+        </w:rPr>
+      </w:pPr>
+    </w:p>
+    <w:p>
+      <w:pPr>
+        <w:rPr>
+          <w:rFonts w:hint="default"/>
+          <w:lang w:val="en-US" w:eastAsia="zh-CN"/>
+        </w:rPr>
+      </w:pPr>
+      <w:r>
+        <w:rPr>
+          <w:rFonts w:hint="default"/>
+          <w:lang w:val="en-US" w:eastAsia="zh-CN"/>
+        </w:rPr>
+        <w:t>这会让 PianoHub 从“单一交易列表网站”变成更像真正的平台。</w:t>
+      </w:r>
+    </w:p>
+    <w:p>
+      <w:pPr>
+        <w:rPr>
+          <w:rFonts w:hint="default"/>
+          <w:lang w:val="en-US" w:eastAsia="zh-CN"/>
+        </w:rPr>
+      </w:pPr>
+    </w:p>
+    <w:p>
+      <w:pPr>
+        <w:rPr>
+          <w:rFonts w:hint="default"/>
+          <w:lang w:val="en-US" w:eastAsia="zh-CN"/>
+        </w:rPr>
+      </w:pPr>
+      <w:r>
+        <w:rPr>
+          <w:rFonts w:hint="default"/>
+          <w:lang w:val="en-US" w:eastAsia="zh-CN"/>
+        </w:rPr>
+        <w:t>如果你要写到简历/作品集，可以怎么说</w:t>
+      </w:r>
+    </w:p>
+    <w:p>
+      <w:pPr>
+        <w:rPr>
+          <w:rFonts w:hint="default"/>
+          <w:lang w:val="en-US" w:eastAsia="zh-CN"/>
+        </w:rPr>
+      </w:pPr>
+    </w:p>
+    <w:p>
+      <w:pPr>
+        <w:rPr>
+          <w:rFonts w:hint="default"/>
+          <w:lang w:val="en-US" w:eastAsia="zh-CN"/>
+        </w:rPr>
+      </w:pPr>
+      <w:r>
+        <w:rPr>
+          <w:rFonts w:hint="default"/>
+          <w:lang w:val="en-US" w:eastAsia="zh-CN"/>
+        </w:rPr>
+        <w:t>你现在这个模块已经可以写成一段比较像样的项目描述了，例如：</w:t>
+      </w:r>
+    </w:p>
+    <w:p>
+      <w:pPr>
+        <w:rPr>
+          <w:rFonts w:hint="default"/>
+          <w:lang w:val="en-US" w:eastAsia="zh-CN"/>
+        </w:rPr>
+      </w:pPr>
+    </w:p>
+    <w:p>
+      <w:pPr>
+        <w:rPr>
+          <w:rFonts w:hint="default"/>
+          <w:lang w:val="en-US" w:eastAsia="zh-CN"/>
+        </w:rPr>
+      </w:pPr>
+      <w:r>
+        <w:rPr>
+          <w:rFonts w:hint="default"/>
+          <w:lang w:val="en-US" w:eastAsia="zh-CN"/>
+        </w:rPr>
+        <w:t>Built a full-stack Listing module for PianoHub, a piano marketplace and service booking platform, using NestJS, Prisma, PostgreSQL, React, and TypeScript. Implemented end-to-end CRUD flows, JWT-protected routes and APIs, ownership-based authorization, and integrated frontend pages for listing creation, browsing, editing, and personal listing management.</w:t>
+      </w:r>
+    </w:p>
+    <w:p>
+      <w:pPr>
+        <w:rPr>
+          <w:rFonts w:hint="default"/>
+          <w:lang w:val="en-US" w:eastAsia="zh-CN"/>
+        </w:rPr>
+      </w:pPr>
+    </w:p>
+    <w:p>
+      <w:pPr>
+        <w:rPr>
+          <w:rFonts w:hint="default"/>
+          <w:lang w:val="en-US" w:eastAsia="zh-CN"/>
+        </w:rPr>
+      </w:pPr>
+      <w:r>
+        <w:rPr>
+          <w:rFonts w:hint="default"/>
+          <w:lang w:val="en-US" w:eastAsia="zh-CN"/>
+        </w:rPr>
+        <w:t>这段已经不是“练手 Todo 项目”的感觉了。</w:t>
       </w:r>
       <w:bookmarkStart w:id="0" w:name="_GoBack"/>
       <w:bookmarkEnd w:id="0"/>
